--- a/public/legal/FoodNinja_Terms_of_Service_EN.docx
+++ b/public/legal/FoodNinja_Terms_of_Service_EN.docx
@@ -57,7 +57,16 @@
           <w:sz w:val="20"/>
           <w:szCs w:val="20"/>
         </w:rPr>
-        <w:t>Effective Date: 2025</w:t>
+        <w:t>Effective Date: 202</w:t>
+      </w:r>
+      <w:r>
+        <w:rPr>
+          <w:rFonts w:ascii="Roboto" w:hAnsi="Roboto"/>
+          <w:color w:val="555555"/>
+          <w:sz w:val="20"/>
+          <w:szCs w:val="20"/>
+        </w:rPr>
+        <w:t>6</w:t>
       </w:r>
       <w:r>
         <w:rPr>
@@ -75,7 +84,7 @@
           <w:sz w:val="20"/>
           <w:szCs w:val="20"/>
         </w:rPr>
-        <w:t>3</w:t>
+        <w:t>4</w:t>
       </w:r>
       <w:r>
         <w:rPr>
@@ -93,7 +102,7 @@
           <w:sz w:val="20"/>
           <w:szCs w:val="20"/>
         </w:rPr>
-        <w:t>1</w:t>
+        <w:t>25</w:t>
       </w:r>
       <w:r>
         <w:rPr>
@@ -111,7 +120,52 @@
           <w:sz w:val="20"/>
           <w:szCs w:val="20"/>
         </w:rPr>
-        <w:t xml:space="preserve"> / March 1, 2025</w:t>
+        <w:t xml:space="preserve"> / </w:t>
+      </w:r>
+      <w:r>
+        <w:rPr>
+          <w:rFonts w:ascii="Roboto" w:hAnsi="Roboto"/>
+          <w:color w:val="555555"/>
+          <w:sz w:val="20"/>
+          <w:szCs w:val="20"/>
+        </w:rPr>
+        <w:t>April</w:t>
+      </w:r>
+      <w:r>
+        <w:rPr>
+          <w:rFonts w:ascii="Roboto" w:hAnsi="Roboto"/>
+          <w:color w:val="555555"/>
+          <w:sz w:val="20"/>
+          <w:szCs w:val="20"/>
+        </w:rPr>
+        <w:t xml:space="preserve"> </w:t>
+      </w:r>
+      <w:r>
+        <w:rPr>
+          <w:rFonts w:ascii="Roboto" w:hAnsi="Roboto"/>
+          <w:color w:val="555555"/>
+          <w:sz w:val="20"/>
+          <w:szCs w:val="20"/>
+        </w:rPr>
+        <w:t>25</w:t>
+      </w:r>
+      <w:r>
+        <w:rPr>
+          <w:rFonts w:ascii="Roboto" w:hAnsi="Roboto"/>
+          <w:color w:val="555555"/>
+          <w:sz w:val="20"/>
+          <w:szCs w:val="20"/>
+        </w:rPr>
+        <w:t>, 202</w:t>
+      </w:r>
+      <w:r>
+        <w:rPr>
+          <w:rFonts w:ascii="Roboto" w:hAnsi="Roboto"/>
+          <w:color w:val="555555"/>
+          <w:sz w:val="20"/>
+          <w:szCs w:val="20"/>
+        </w:rPr>
+        <w:t>6</w:t>
       </w:r>
     </w:p>
     <w:p>
@@ -297,131 +351,14 @@
         <w:rPr>
           <w:rFonts w:ascii="Roboto" w:hAnsi="Roboto"/>
         </w:rPr>
-        <w:t>In-app purchases and subscription plans</w:t>
-      </w:r>
-    </w:p>
-    <w:p>
-      <w:pPr>
-        <w:spacing w:after="80"/>
-        <w:rPr>
-          <w:rFonts w:ascii="Roboto" w:hAnsi="Roboto"/>
-        </w:rPr>
-      </w:pPr>
-    </w:p>
-    <w:p>
-      <w:pPr>
-        <w:spacing w:after="120"/>
-        <w:rPr>
-          <w:rFonts w:ascii="Roboto" w:hAnsi="Roboto"/>
-        </w:rPr>
-      </w:pPr>
-      <w:r>
-        <w:rPr>
-          <w:rFonts w:ascii="Roboto" w:hAnsi="Roboto"/>
-        </w:rPr>
-        <w:t>We reserve the right to modify, suspend, or discontinue any feature or the Service at any time with or without notice.</w:t>
-      </w:r>
-    </w:p>
-    <w:p>
-      <w:pPr>
-        <w:pStyle w:val="Heading1"/>
-        <w:spacing w:before="400" w:after="160"/>
-        <w:rPr>
-          <w:rFonts w:ascii="Roboto" w:hAnsi="Roboto"/>
-        </w:rPr>
-      </w:pPr>
-      <w:r>
-        <w:rPr>
-          <w:rFonts w:ascii="Roboto" w:hAnsi="Roboto"/>
-        </w:rPr>
-        <w:t>3. Eligibility and Account Registration</w:t>
-      </w:r>
-    </w:p>
-    <w:p>
-      <w:pPr>
-        <w:spacing w:after="120"/>
-        <w:rPr>
-          <w:rFonts w:ascii="Roboto" w:hAnsi="Roboto"/>
-        </w:rPr>
-      </w:pPr>
-      <w:r>
-        <w:rPr>
-          <w:rFonts w:ascii="Roboto" w:hAnsi="Roboto"/>
-        </w:rPr>
-        <w:t>The Service is intended for users of all ages. Users under the age of 13 (or the applicable age of digital consent in their jurisdiction) should use the Service only with verifiable parental or guardian consent, in compliance with the Children's Online Privacy Protection Act (COPPA) and applicable local laws.</w:t>
-      </w:r>
-    </w:p>
-    <w:p>
-      <w:pPr>
-        <w:spacing w:after="120"/>
-        <w:rPr>
-          <w:rFonts w:ascii="Roboto" w:hAnsi="Roboto"/>
-        </w:rPr>
-      </w:pPr>
-      <w:r>
-        <w:rPr>
-          <w:rFonts w:ascii="Roboto" w:hAnsi="Roboto"/>
-        </w:rPr>
-        <w:t>To access personalized features, you must create an account using either your Apple ID (via Sign in with Apple) or your Google Account (via Sign in with Google). No other registration method is currently available.</w:t>
-      </w:r>
-    </w:p>
-    <w:p>
-      <w:pPr>
-        <w:spacing w:after="120"/>
-        <w:rPr>
-          <w:rFonts w:ascii="Roboto" w:hAnsi="Roboto"/>
-        </w:rPr>
-      </w:pPr>
-      <w:r>
-        <w:rPr>
-          <w:rFonts w:ascii="Roboto" w:hAnsi="Roboto"/>
-        </w:rPr>
-        <w:t>By creating an account, you represent that any information you provide is accurate and that you will maintain the security of your login credentials. You are responsible for all activity that occurs under your account.</w:t>
-      </w:r>
-    </w:p>
-    <w:p>
-      <w:pPr>
-        <w:pStyle w:val="Heading1"/>
-        <w:spacing w:before="400" w:after="160"/>
-        <w:rPr>
-          <w:rFonts w:ascii="Roboto" w:hAnsi="Roboto"/>
-        </w:rPr>
-      </w:pPr>
-      <w:r>
-        <w:rPr>
-          <w:rFonts w:ascii="Roboto" w:hAnsi="Roboto"/>
-        </w:rPr>
-        <w:lastRenderedPageBreak/>
-        <w:t>4. User Accounts and Data</w:t>
-      </w:r>
-    </w:p>
-    <w:p>
-      <w:pPr>
-        <w:pStyle w:val="Heading2"/>
-        <w:spacing w:before="280" w:after="100"/>
-        <w:rPr>
-          <w:rFonts w:ascii="Roboto" w:hAnsi="Roboto"/>
-        </w:rPr>
-      </w:pPr>
-      <w:r>
-        <w:rPr>
-          <w:rFonts w:ascii="Roboto" w:hAnsi="Roboto"/>
-        </w:rPr>
-        <w:t>4.1 Data We Collect and Store</w:t>
-      </w:r>
-    </w:p>
-    <w:p>
-      <w:pPr>
-        <w:spacing w:after="120"/>
-        <w:rPr>
-          <w:rFonts w:ascii="Roboto" w:hAnsi="Roboto"/>
-        </w:rPr>
-      </w:pPr>
-      <w:r>
-        <w:rPr>
-          <w:rFonts w:ascii="Roboto" w:hAnsi="Roboto"/>
-        </w:rPr>
-        <w:t>Our servers store the following information associated with your account:</w:t>
+        <w:t xml:space="preserve">Tree planting </w:t>
+      </w:r>
+      <w:r>
+        <w:rPr>
+          <w:rFonts w:ascii="Roboto" w:hAnsi="Roboto"/>
+          <w:lang w:eastAsia="zh-TW"/>
+        </w:rPr>
+        <w:t>on waste reduction milestones</w:t>
       </w:r>
     </w:p>
     <w:p>
@@ -440,7 +377,131 @@
         <w:rPr>
           <w:rFonts w:ascii="Roboto" w:hAnsi="Roboto"/>
         </w:rPr>
-        <w:t>Your email address</w:t>
+        <w:t>In-app purchases and subscription plans</w:t>
+      </w:r>
+    </w:p>
+    <w:p>
+      <w:pPr>
+        <w:spacing w:after="80"/>
+        <w:rPr>
+          <w:rFonts w:ascii="Roboto" w:hAnsi="Roboto"/>
+        </w:rPr>
+      </w:pPr>
+    </w:p>
+    <w:p>
+      <w:pPr>
+        <w:spacing w:after="120"/>
+        <w:rPr>
+          <w:rFonts w:ascii="Roboto" w:hAnsi="Roboto"/>
+        </w:rPr>
+      </w:pPr>
+      <w:r>
+        <w:rPr>
+          <w:rFonts w:ascii="Roboto" w:hAnsi="Roboto"/>
+        </w:rPr>
+        <w:t>We reserve the right to modify, suspend, or discontinue any feature or the Service at any time with or without notice.</w:t>
+      </w:r>
+    </w:p>
+    <w:p>
+      <w:pPr>
+        <w:pStyle w:val="Heading1"/>
+        <w:spacing w:before="400" w:after="160"/>
+        <w:rPr>
+          <w:rFonts w:ascii="Roboto" w:hAnsi="Roboto"/>
+        </w:rPr>
+      </w:pPr>
+      <w:r>
+        <w:rPr>
+          <w:rFonts w:ascii="Roboto" w:hAnsi="Roboto"/>
+        </w:rPr>
+        <w:t>3. Eligibility and Account Registration</w:t>
+      </w:r>
+    </w:p>
+    <w:p>
+      <w:pPr>
+        <w:spacing w:after="120"/>
+        <w:rPr>
+          <w:rFonts w:ascii="Roboto" w:hAnsi="Roboto"/>
+        </w:rPr>
+      </w:pPr>
+      <w:r>
+        <w:rPr>
+          <w:rFonts w:ascii="Roboto" w:hAnsi="Roboto"/>
+        </w:rPr>
+        <w:t>The Service is intended for users of all ages. Users under the age of 13 (or the applicable age of digital consent in their jurisdiction) should use the Service only with verifiable parental or guardian consent, in compliance with the Children's Online Privacy Protection Act (COPPA) and applicable local laws.</w:t>
+      </w:r>
+    </w:p>
+    <w:p>
+      <w:pPr>
+        <w:spacing w:after="120"/>
+        <w:rPr>
+          <w:rFonts w:ascii="Roboto" w:hAnsi="Roboto"/>
+        </w:rPr>
+      </w:pPr>
+      <w:r>
+        <w:rPr>
+          <w:rFonts w:ascii="Roboto" w:hAnsi="Roboto"/>
+        </w:rPr>
+        <w:t>To access personalized features, you must create an account using either your Apple ID (via Sign in with Apple) or your Google Account (via Sign in with Google). No other registration method is currently available.</w:t>
+      </w:r>
+    </w:p>
+    <w:p>
+      <w:pPr>
+        <w:spacing w:after="120"/>
+        <w:rPr>
+          <w:rFonts w:ascii="Roboto" w:hAnsi="Roboto"/>
+        </w:rPr>
+      </w:pPr>
+      <w:r>
+        <w:rPr>
+          <w:rFonts w:ascii="Roboto" w:hAnsi="Roboto"/>
+        </w:rPr>
+        <w:lastRenderedPageBreak/>
+        <w:t>By creating an account, you represent that any information you provide is accurate and that you will maintain the security of your login credentials. You are responsible for all activity that occurs under your account.</w:t>
+      </w:r>
+    </w:p>
+    <w:p>
+      <w:pPr>
+        <w:pStyle w:val="Heading1"/>
+        <w:spacing w:before="400" w:after="160"/>
+        <w:rPr>
+          <w:rFonts w:ascii="Roboto" w:hAnsi="Roboto"/>
+        </w:rPr>
+      </w:pPr>
+      <w:r>
+        <w:rPr>
+          <w:rFonts w:ascii="Roboto" w:hAnsi="Roboto"/>
+        </w:rPr>
+        <w:t>4. User Accounts and Data</w:t>
+      </w:r>
+    </w:p>
+    <w:p>
+      <w:pPr>
+        <w:pStyle w:val="Heading2"/>
+        <w:spacing w:before="280" w:after="100"/>
+        <w:rPr>
+          <w:rFonts w:ascii="Roboto" w:hAnsi="Roboto"/>
+        </w:rPr>
+      </w:pPr>
+      <w:r>
+        <w:rPr>
+          <w:rFonts w:ascii="Roboto" w:hAnsi="Roboto"/>
+        </w:rPr>
+        <w:t>4.1 Data We Collect and Store</w:t>
+      </w:r>
+    </w:p>
+    <w:p>
+      <w:pPr>
+        <w:spacing w:after="120"/>
+        <w:rPr>
+          <w:rFonts w:ascii="Roboto" w:hAnsi="Roboto"/>
+        </w:rPr>
+      </w:pPr>
+      <w:r>
+        <w:rPr>
+          <w:rFonts w:ascii="Roboto" w:hAnsi="Roboto"/>
+        </w:rPr>
+        <w:t>Our servers store the following information associated with your account:</w:t>
       </w:r>
     </w:p>
     <w:p>
@@ -459,7 +520,7 @@
         <w:rPr>
           <w:rFonts w:ascii="Roboto" w:hAnsi="Roboto"/>
         </w:rPr>
-        <w:t>Your display name</w:t>
+        <w:t>Your email address</w:t>
       </w:r>
     </w:p>
     <w:p>
@@ -478,7 +539,7 @@
         <w:rPr>
           <w:rFonts w:ascii="Roboto" w:hAnsi="Roboto"/>
         </w:rPr>
-        <w:t>Your Food Ninja subscription status</w:t>
+        <w:t>Your display name</w:t>
       </w:r>
     </w:p>
     <w:p>
@@ -497,7 +558,7 @@
         <w:rPr>
           <w:rFonts w:ascii="Roboto" w:hAnsi="Roboto"/>
         </w:rPr>
-        <w:t>Your AI credit usage</w:t>
+        <w:t>Your Food Ninja subscription status</w:t>
       </w:r>
     </w:p>
     <w:p>
@@ -516,107 +577,7 @@
         <w:rPr>
           <w:rFonts w:ascii="Roboto" w:hAnsi="Roboto"/>
         </w:rPr>
-        <w:t>Your Google OAuth refresh token (Google login users only) — stored solely for: (1) syncing food expiry records to Google Calendar and Google Tasks if you enable that feature, and (2) revoking our OAuth access upon account deletion. It is used for absolutely nothing else.</w:t>
-      </w:r>
-    </w:p>
-    <w:p>
-      <w:pPr>
-        <w:spacing w:after="120"/>
-        <w:rPr>
-          <w:rFonts w:ascii="Roboto" w:hAnsi="Roboto"/>
-        </w:rPr>
-      </w:pPr>
-      <w:r>
-        <w:rPr>
-          <w:rFonts w:ascii="Roboto" w:hAnsi="Roboto"/>
-        </w:rPr>
-        <w:t>We do not store any other personal data on our servers. Food records, expiry data, and other locally generated content remain on your device and are not transmitted to or stored by our servers, except as described in Section 4.2 and Section 8.</w:t>
-      </w:r>
-    </w:p>
-    <w:p>
-      <w:pPr>
-        <w:pStyle w:val="Heading2"/>
-        <w:spacing w:before="280" w:after="100"/>
-        <w:rPr>
-          <w:rFonts w:ascii="Roboto" w:hAnsi="Roboto"/>
-        </w:rPr>
-      </w:pPr>
-      <w:r>
-        <w:rPr>
-          <w:rFonts w:ascii="Roboto" w:hAnsi="Roboto"/>
-        </w:rPr>
-        <w:t>4.2 On-Device Processing and AI Data</w:t>
-      </w:r>
-    </w:p>
-    <w:p>
-      <w:pPr>
-        <w:spacing w:after="120"/>
-        <w:rPr>
-          <w:rFonts w:ascii="Roboto" w:hAnsi="Roboto"/>
-        </w:rPr>
-      </w:pPr>
-      <w:r>
-        <w:rPr>
-          <w:rFonts w:ascii="Roboto" w:hAnsi="Roboto"/>
-        </w:rPr>
-        <w:t>Camera input, OCR processing, image classification, and voice input are processed entirely on your device. No raw images, audio recordings, or intermediate processing results are transmitted to or stored by our servers.</w:t>
-      </w:r>
-    </w:p>
-    <w:p>
-      <w:pPr>
-        <w:spacing w:after="120"/>
-        <w:rPr>
-          <w:rFonts w:ascii="Roboto" w:hAnsi="Roboto"/>
-        </w:rPr>
-      </w:pPr>
-      <w:r>
-        <w:rPr>
-          <w:rFonts w:ascii="Roboto" w:hAnsi="Roboto"/>
-        </w:rPr>
-        <w:t>When you use AI features, your prompt, relevant food records, and relevant donation center data are transmitted to our servers to generate an AI response. This data is processed in real time and is not stored, logged, or retained by us in any form after the response has been returned to your device.</w:t>
-      </w:r>
-    </w:p>
-    <w:p>
-      <w:pPr>
-        <w:pStyle w:val="Heading2"/>
-        <w:spacing w:before="280" w:after="100"/>
-        <w:rPr>
-          <w:rFonts w:ascii="Roboto" w:hAnsi="Roboto"/>
-        </w:rPr>
-      </w:pPr>
-      <w:r>
-        <w:rPr>
-          <w:rFonts w:ascii="Roboto" w:hAnsi="Roboto"/>
-        </w:rPr>
-        <w:t>4.3 Account Deletion</w:t>
-      </w:r>
-    </w:p>
-    <w:p>
-      <w:pPr>
-        <w:spacing w:after="120"/>
-        <w:rPr>
-          <w:rFonts w:ascii="Roboto" w:hAnsi="Roboto"/>
-        </w:rPr>
-      </w:pPr>
-      <w:r>
-        <w:rPr>
-          <w:rFonts w:ascii="Roboto" w:hAnsi="Roboto"/>
-        </w:rPr>
-        <w:t>You may permanently delete your account at any time by navigating to Settings &gt; Account within the app and confirming the deletion. Verification requires entry of the email address associated with your social login account and/or Face ID authentication.</w:t>
-      </w:r>
-    </w:p>
-    <w:p>
-      <w:pPr>
-        <w:spacing w:after="120"/>
-        <w:rPr>
-          <w:rFonts w:ascii="Roboto" w:hAnsi="Roboto"/>
-        </w:rPr>
-      </w:pPr>
-      <w:r>
-        <w:rPr>
-          <w:rFonts w:ascii="Roboto" w:hAnsi="Roboto"/>
-        </w:rPr>
-        <w:t>Upon confirmed deletion, we will:</w:t>
+        <w:t>Your AI credit usage</w:t>
       </w:r>
     </w:p>
     <w:p>
@@ -635,7 +596,107 @@
         <w:rPr>
           <w:rFonts w:ascii="Roboto" w:hAnsi="Roboto"/>
         </w:rPr>
-        <w:t>Permanently and irreversibly delete all of your data from our servers</w:t>
+        <w:t>Your Google OAuth refresh token (Google login users only) — stored solely for: (1) syncing food expiry records to Google Calendar and Google Tasks if you enable that feature, and (2) revoking our OAuth access upon account deletion. It is used for absolutely nothing else.</w:t>
+      </w:r>
+    </w:p>
+    <w:p>
+      <w:pPr>
+        <w:spacing w:after="120"/>
+        <w:rPr>
+          <w:rFonts w:ascii="Roboto" w:hAnsi="Roboto"/>
+        </w:rPr>
+      </w:pPr>
+      <w:r>
+        <w:rPr>
+          <w:rFonts w:ascii="Roboto" w:hAnsi="Roboto"/>
+        </w:rPr>
+        <w:t>We do not store any other personal data on our servers. Food records, expiry data, and other locally generated content remain on your device and are not transmitted to or stored by our servers, except as described in Section 4.2 and Section 8.</w:t>
+      </w:r>
+    </w:p>
+    <w:p>
+      <w:pPr>
+        <w:pStyle w:val="Heading2"/>
+        <w:spacing w:before="280" w:after="100"/>
+        <w:rPr>
+          <w:rFonts w:ascii="Roboto" w:hAnsi="Roboto"/>
+        </w:rPr>
+      </w:pPr>
+      <w:r>
+        <w:rPr>
+          <w:rFonts w:ascii="Roboto" w:hAnsi="Roboto"/>
+        </w:rPr>
+        <w:t>4.2 On-Device Processing and AI Data</w:t>
+      </w:r>
+    </w:p>
+    <w:p>
+      <w:pPr>
+        <w:spacing w:after="120"/>
+        <w:rPr>
+          <w:rFonts w:ascii="Roboto" w:hAnsi="Roboto"/>
+        </w:rPr>
+      </w:pPr>
+      <w:r>
+        <w:rPr>
+          <w:rFonts w:ascii="Roboto" w:hAnsi="Roboto"/>
+        </w:rPr>
+        <w:t>Camera input, OCR processing, image classification, and voice input are processed entirely on your device. No raw images, audio recordings, or intermediate processing results are transmitted to or stored by our servers.</w:t>
+      </w:r>
+    </w:p>
+    <w:p>
+      <w:pPr>
+        <w:spacing w:after="120"/>
+        <w:rPr>
+          <w:rFonts w:ascii="Roboto" w:hAnsi="Roboto"/>
+        </w:rPr>
+      </w:pPr>
+      <w:r>
+        <w:rPr>
+          <w:rFonts w:ascii="Roboto" w:hAnsi="Roboto"/>
+        </w:rPr>
+        <w:t>When you use AI features, your prompt, relevant food records, and relevant donation center data are transmitted to our servers to generate an AI response. This data is processed in real time and is not stored, logged, or retained by us in any form after the response has been returned to your device.</w:t>
+      </w:r>
+    </w:p>
+    <w:p>
+      <w:pPr>
+        <w:pStyle w:val="Heading2"/>
+        <w:spacing w:before="280" w:after="100"/>
+        <w:rPr>
+          <w:rFonts w:ascii="Roboto" w:hAnsi="Roboto"/>
+        </w:rPr>
+      </w:pPr>
+      <w:r>
+        <w:rPr>
+          <w:rFonts w:ascii="Roboto" w:hAnsi="Roboto"/>
+        </w:rPr>
+        <w:t>4.3 Account Deletion</w:t>
+      </w:r>
+    </w:p>
+    <w:p>
+      <w:pPr>
+        <w:spacing w:after="120"/>
+        <w:rPr>
+          <w:rFonts w:ascii="Roboto" w:hAnsi="Roboto"/>
+        </w:rPr>
+      </w:pPr>
+      <w:r>
+        <w:rPr>
+          <w:rFonts w:ascii="Roboto" w:hAnsi="Roboto"/>
+        </w:rPr>
+        <w:t>You may permanently delete your account at any time by navigating to Settings &gt; Account within the app and confirming the deletion. Verification requires entry of the email address associated with your social login account and/or Face ID authentication.</w:t>
+      </w:r>
+    </w:p>
+    <w:p>
+      <w:pPr>
+        <w:spacing w:after="120"/>
+        <w:rPr>
+          <w:rFonts w:ascii="Roboto" w:hAnsi="Roboto"/>
+        </w:rPr>
+      </w:pPr>
+      <w:r>
+        <w:rPr>
+          <w:rFonts w:ascii="Roboto" w:hAnsi="Roboto"/>
+        </w:rPr>
+        <w:t>Upon confirmed deletion, we will:</w:t>
       </w:r>
     </w:p>
     <w:p>
@@ -654,7 +715,7 @@
         <w:rPr>
           <w:rFonts w:ascii="Roboto" w:hAnsi="Roboto"/>
         </w:rPr>
-        <w:t>Automatically revoke our access to your Google account by invalidating your OAuth refresh token via Google's OAuth revocation endpoint</w:t>
+        <w:t>Permanently and irreversibly delete all of your data from our servers</w:t>
       </w:r>
     </w:p>
     <w:p>
@@ -673,267 +734,7 @@
         <w:rPr>
           <w:rFonts w:ascii="Roboto" w:hAnsi="Roboto"/>
         </w:rPr>
-        <w:t>Terminate your active session and all associated JWT tokens</w:t>
-      </w:r>
-    </w:p>
-    <w:p>
-      <w:pPr>
-        <w:spacing w:after="120"/>
-        <w:rPr>
-          <w:rFonts w:ascii="Roboto" w:hAnsi="Roboto"/>
-        </w:rPr>
-      </w:pPr>
-      <w:r>
-        <w:rPr>
-          <w:rFonts w:ascii="Roboto" w:hAnsi="Roboto"/>
-        </w:rPr>
-        <w:t>Account deletion is irreversible. Deleted data cannot be recovered.</w:t>
-      </w:r>
-    </w:p>
-    <w:p>
-      <w:pPr>
-        <w:pStyle w:val="Heading1"/>
-        <w:spacing w:before="400" w:after="160"/>
-        <w:rPr>
-          <w:rFonts w:ascii="Roboto" w:hAnsi="Roboto"/>
-        </w:rPr>
-      </w:pPr>
-      <w:r>
-        <w:rPr>
-          <w:rFonts w:ascii="Roboto" w:hAnsi="Roboto"/>
-        </w:rPr>
-        <w:t>5. Subscriptions and In-App Purchases</w:t>
-      </w:r>
-    </w:p>
-    <w:p>
-      <w:pPr>
-        <w:spacing w:after="120"/>
-        <w:rPr>
-          <w:rFonts w:ascii="Roboto" w:hAnsi="Roboto"/>
-        </w:rPr>
-      </w:pPr>
-      <w:r>
-        <w:rPr>
-          <w:rFonts w:ascii="Roboto" w:hAnsi="Roboto"/>
-        </w:rPr>
-        <w:t>Food Ninja offers optional premium features through in-app purchases and auto-renewable subscriptions available via Apple's App Store. All billing, renewals, and refunds are handled exclusively by Apple in accordance with Apple's Terms of Sale and Subscription terms.</w:t>
-      </w:r>
-    </w:p>
-    <w:p>
-      <w:pPr>
-        <w:spacing w:after="120"/>
-        <w:rPr>
-          <w:rFonts w:ascii="Roboto" w:hAnsi="Roboto"/>
-        </w:rPr>
-      </w:pPr>
-      <w:r>
-        <w:rPr>
-          <w:rFonts w:ascii="Roboto" w:hAnsi="Roboto"/>
-        </w:rPr>
-        <w:lastRenderedPageBreak/>
-        <w:t>By subscribing, you authorize Apple to charge your Apple ID account on a recurring basis. You may manage or cancel your subscription at any time through your device's App Store subscription settings. Cancellation takes effect at the end of the current billing period.</w:t>
-      </w:r>
-    </w:p>
-    <w:p>
-      <w:pPr>
-        <w:spacing w:after="120"/>
-        <w:rPr>
-          <w:rFonts w:ascii="Roboto" w:hAnsi="Roboto"/>
-        </w:rPr>
-      </w:pPr>
-      <w:r>
-        <w:rPr>
-          <w:rFonts w:ascii="Roboto" w:hAnsi="Roboto"/>
-        </w:rPr>
-        <w:t>We do not collect, process, or store any payment card information. All payment processing is performed solely by Apple.</w:t>
-      </w:r>
-    </w:p>
-    <w:p>
-      <w:pPr>
-        <w:pStyle w:val="Heading1"/>
-        <w:spacing w:before="400" w:after="160"/>
-        <w:rPr>
-          <w:rFonts w:ascii="Roboto" w:hAnsi="Roboto"/>
-        </w:rPr>
-      </w:pPr>
-      <w:r>
-        <w:rPr>
-          <w:rFonts w:ascii="Roboto" w:hAnsi="Roboto"/>
-        </w:rPr>
-        <w:t>6. AI Features and Disclaimer</w:t>
-      </w:r>
-    </w:p>
-    <w:p>
-      <w:pPr>
-        <w:spacing w:after="120"/>
-        <w:rPr>
-          <w:rFonts w:ascii="Roboto" w:hAnsi="Roboto"/>
-        </w:rPr>
-      </w:pPr>
-      <w:r>
-        <w:rPr>
-          <w:rFonts w:ascii="Roboto" w:hAnsi="Roboto"/>
-        </w:rPr>
-        <w:t>Food Ninja includes AI-powered features including recipe generation, meal planning suggestions, and donation eligibility assessments. These features are provided for informational and convenience purposes only.</w:t>
-      </w:r>
-    </w:p>
-    <w:p>
-      <w:pPr>
-        <w:spacing w:after="120"/>
-        <w:rPr>
-          <w:rFonts w:ascii="Roboto" w:hAnsi="Roboto"/>
-        </w:rPr>
-      </w:pPr>
-      <w:r>
-        <w:rPr>
-          <w:rFonts w:ascii="Roboto" w:hAnsi="Roboto"/>
-          <w:b/>
-          <w:bCs/>
-        </w:rPr>
-        <w:t xml:space="preserve">IMPORTANT DISCLAIMER: </w:t>
-      </w:r>
-      <w:r>
-        <w:rPr>
-          <w:rFonts w:ascii="Roboto" w:hAnsi="Roboto"/>
-        </w:rPr>
-        <w:t>AI-generated content, including recipe suggestions, meal plans, and donation eligibility assessments, may be inaccurate, incomplete, or unsuitable for your specific circumstances. We make no representations or warranties, express or implied, regarding the accuracy, reliability, completeness, or fitness for a particular purpose of any AI-generated output.</w:t>
-      </w:r>
-    </w:p>
-    <w:p>
-      <w:pPr>
-        <w:spacing w:after="120"/>
-        <w:rPr>
-          <w:rFonts w:ascii="Roboto" w:hAnsi="Roboto"/>
-        </w:rPr>
-      </w:pPr>
-      <w:r>
-        <w:rPr>
-          <w:rFonts w:ascii="Roboto" w:hAnsi="Roboto"/>
-          <w:b/>
-          <w:bCs/>
-        </w:rPr>
-        <w:t xml:space="preserve">TOTAL EXCLUSION OF AI LIABILITY: </w:t>
-      </w:r>
-      <w:r>
-        <w:rPr>
-          <w:rFonts w:ascii="Roboto" w:hAnsi="Roboto"/>
-        </w:rPr>
-        <w:t>TO THE MAXIMUM EXTENT PERMITTED BY APPLICABLE LAW, ALBERT HUANG SHALL HAVE ABSOLUTELY NO LIABILITY WHATSOEVER FOR ANY HARM, LOSS, ILLNESS, INJURY, DEATH, FINANCIAL DAMAGE, PROPERTY DAMAGE, OR ANY OTHER ADVERSE OUTCOME OF ANY KIND ARISING OUT OF OR RELATED TO YOUR USE OF OR RELIANCE ON ANY AI-GENERATED CONTENT, REGARDLESS OF THE LEGAL THEORY UNDER WHICH SUCH CLAIM IS BROUGHT (INCLUDING CONTRACT, TORT, NEGLIGENCE, STRICT LIABILITY, OR OTHERWISE) AND EVEN IF ADVISED OF THE POSSIBILITY OF SUCH DAMAGE. THIS EXCLUSION APPLIES IN FULL AND IS NOT SUBJECT TO THE GENERAL LIABILITY CAP IN SECTION 12.</w:t>
-      </w:r>
-    </w:p>
-    <w:p>
-      <w:pPr>
-        <w:spacing w:after="120"/>
-        <w:rPr>
-          <w:rFonts w:ascii="Roboto" w:hAnsi="Roboto"/>
-        </w:rPr>
-      </w:pPr>
-      <w:r>
-        <w:rPr>
-          <w:rFonts w:ascii="Roboto" w:hAnsi="Roboto"/>
-        </w:rPr>
-        <w:t>Always exercise independent judgment and consult qualified professionals (including medical, nutritional, or food safety professionals) as appropriate before acting on any AI-generated content.</w:t>
-      </w:r>
-    </w:p>
-    <w:p>
-      <w:pPr>
-        <w:spacing w:after="120"/>
-        <w:rPr>
-          <w:rFonts w:ascii="Roboto" w:hAnsi="Roboto"/>
-        </w:rPr>
-      </w:pPr>
-      <w:r>
-        <w:rPr>
-          <w:rFonts w:ascii="Roboto" w:hAnsi="Roboto"/>
-        </w:rPr>
-        <w:t>Donation eligibility information provided by the AI is indicative only. Final eligibility decisions rest solely with individual donation centers.</w:t>
-      </w:r>
-    </w:p>
-    <w:p>
-      <w:pPr>
-        <w:pStyle w:val="Heading1"/>
-        <w:spacing w:before="400" w:after="160"/>
-        <w:rPr>
-          <w:rFonts w:ascii="Roboto" w:hAnsi="Roboto"/>
-        </w:rPr>
-      </w:pPr>
-      <w:r>
-        <w:rPr>
-          <w:rFonts w:ascii="Roboto" w:hAnsi="Roboto"/>
-        </w:rPr>
-        <w:t>7. Map, Location Services, and Donation Center Database</w:t>
-      </w:r>
-    </w:p>
-    <w:p>
-      <w:pPr>
-        <w:spacing w:after="120"/>
-        <w:rPr>
-          <w:rFonts w:ascii="Roboto" w:hAnsi="Roboto"/>
-        </w:rPr>
-      </w:pPr>
-      <w:r>
-        <w:rPr>
-          <w:rFonts w:ascii="Roboto" w:hAnsi="Roboto"/>
-        </w:rPr>
-        <w:t>The Service uses Apple Maps (MapKit) to display donation center locations. Location data used for map display is processed in accordance with Apple's privacy policies. We do not store your precise location on our servers.</w:t>
-      </w:r>
-    </w:p>
-    <w:p>
-      <w:pPr>
-        <w:spacing w:after="120"/>
-        <w:rPr>
-          <w:rFonts w:ascii="Roboto" w:hAnsi="Roboto"/>
-        </w:rPr>
-      </w:pPr>
-      <w:r>
-        <w:rPr>
-          <w:rFonts w:ascii="Roboto" w:hAnsi="Roboto"/>
-        </w:rPr>
-        <w:t>Location access is used solely to provide map functionality within the app. You may deny location permissions in your device settings; map features may have limited functionality as a result.</w:t>
-      </w:r>
-    </w:p>
-    <w:p>
-      <w:pPr>
-        <w:spacing w:after="120"/>
-        <w:rPr>
-          <w:rFonts w:ascii="Roboto" w:hAnsi="Roboto"/>
-        </w:rPr>
-      </w:pPr>
-      <w:r>
-        <w:rPr>
-          <w:rFonts w:ascii="Roboto" w:hAnsi="Roboto"/>
-        </w:rPr>
-        <w:t>The donation center database featured in Food Ninja is manually curated and maintained by the developer. While we make reasonable efforts to keep it accurate and up to date, we make no representations or warranties regarding the accuracy, completeness, current operating status, or eligibility criteria of any listed donation center. Information may be outdated or incorrect. You should independently verify the details of any donation center before making a visit or donation.</w:t>
-      </w:r>
-    </w:p>
-    <w:p>
-      <w:pPr>
-        <w:pStyle w:val="Heading1"/>
-        <w:spacing w:before="400" w:after="160"/>
-        <w:rPr>
-          <w:rFonts w:ascii="Roboto" w:hAnsi="Roboto"/>
-        </w:rPr>
-      </w:pPr>
-      <w:r>
-        <w:rPr>
-          <w:rFonts w:ascii="Roboto" w:hAnsi="Roboto"/>
-        </w:rPr>
-        <w:lastRenderedPageBreak/>
-        <w:t>8. Third-Party Services and Calendar Integration</w:t>
-      </w:r>
-    </w:p>
-    <w:p>
-      <w:pPr>
-        <w:spacing w:after="120"/>
-        <w:rPr>
-          <w:rFonts w:ascii="Roboto" w:hAnsi="Roboto"/>
-        </w:rPr>
-      </w:pPr>
-      <w:r>
-        <w:rPr>
-          <w:rFonts w:ascii="Roboto" w:hAnsi="Roboto"/>
-        </w:rPr>
-        <w:t>The Service integrates the following third-party services:</w:t>
+        <w:t>Automatically revoke our access to your Google account by invalidating your OAuth refresh token via Google's OAuth revocation endpoint</w:t>
       </w:r>
     </w:p>
     <w:p>
@@ -952,7 +753,273 @@
         <w:rPr>
           <w:rFonts w:ascii="Roboto" w:hAnsi="Roboto"/>
         </w:rPr>
-        <w:t>Sign in with Apple — governed by Apple's Terms of Service and Privacy Policy</w:t>
+        <w:t>Terminate your active session and all associated JWT tokens</w:t>
+      </w:r>
+    </w:p>
+    <w:p>
+      <w:pPr>
+        <w:spacing w:after="120"/>
+        <w:rPr>
+          <w:rFonts w:ascii="Roboto" w:hAnsi="Roboto"/>
+        </w:rPr>
+      </w:pPr>
+      <w:r>
+        <w:rPr>
+          <w:rFonts w:ascii="Roboto" w:hAnsi="Roboto"/>
+        </w:rPr>
+        <w:t>Account deletion is irreversible. Deleted data cannot be recovered.</w:t>
+      </w:r>
+    </w:p>
+    <w:p>
+      <w:pPr>
+        <w:pStyle w:val="Heading1"/>
+        <w:spacing w:before="400" w:after="160"/>
+        <w:rPr>
+          <w:rFonts w:ascii="Roboto" w:hAnsi="Roboto"/>
+        </w:rPr>
+      </w:pPr>
+      <w:r>
+        <w:rPr>
+          <w:rFonts w:ascii="Roboto" w:hAnsi="Roboto"/>
+        </w:rPr>
+        <w:t>5. Subscriptions and In-App Purchases</w:t>
+      </w:r>
+    </w:p>
+    <w:p>
+      <w:pPr>
+        <w:spacing w:after="120"/>
+        <w:rPr>
+          <w:rFonts w:ascii="Roboto" w:hAnsi="Roboto"/>
+        </w:rPr>
+      </w:pPr>
+      <w:r>
+        <w:rPr>
+          <w:rFonts w:ascii="Roboto" w:hAnsi="Roboto"/>
+        </w:rPr>
+        <w:lastRenderedPageBreak/>
+        <w:t>Food Ninja offers optional premium features through in-app purchases and auto-renewable subscriptions available via Apple's App Store. All billing, renewals, and refunds are handled exclusively by Apple in accordance with Apple's Terms of Sale and Subscription terms.</w:t>
+      </w:r>
+    </w:p>
+    <w:p>
+      <w:pPr>
+        <w:spacing w:after="120"/>
+        <w:rPr>
+          <w:rFonts w:ascii="Roboto" w:hAnsi="Roboto"/>
+        </w:rPr>
+      </w:pPr>
+      <w:r>
+        <w:rPr>
+          <w:rFonts w:ascii="Roboto" w:hAnsi="Roboto"/>
+        </w:rPr>
+        <w:t>By subscribing, you authorize Apple to charge your Apple ID account on a recurring basis. You may manage or cancel your subscription at any time through your device's App Store subscription settings. Cancellation takes effect at the end of the current billing period.</w:t>
+      </w:r>
+    </w:p>
+    <w:p>
+      <w:pPr>
+        <w:spacing w:after="120"/>
+        <w:rPr>
+          <w:rFonts w:ascii="Roboto" w:hAnsi="Roboto"/>
+        </w:rPr>
+      </w:pPr>
+      <w:r>
+        <w:rPr>
+          <w:rFonts w:ascii="Roboto" w:hAnsi="Roboto"/>
+        </w:rPr>
+        <w:t>We do not collect, process, or store any payment card information. All payment processing is performed solely by Apple.</w:t>
+      </w:r>
+    </w:p>
+    <w:p>
+      <w:pPr>
+        <w:pStyle w:val="Heading1"/>
+        <w:spacing w:before="400" w:after="160"/>
+        <w:rPr>
+          <w:rFonts w:ascii="Roboto" w:hAnsi="Roboto"/>
+        </w:rPr>
+      </w:pPr>
+      <w:r>
+        <w:rPr>
+          <w:rFonts w:ascii="Roboto" w:hAnsi="Roboto"/>
+        </w:rPr>
+        <w:t>6. AI Features and Disclaimer</w:t>
+      </w:r>
+    </w:p>
+    <w:p>
+      <w:pPr>
+        <w:spacing w:after="120"/>
+        <w:rPr>
+          <w:rFonts w:ascii="Roboto" w:hAnsi="Roboto"/>
+        </w:rPr>
+      </w:pPr>
+      <w:r>
+        <w:rPr>
+          <w:rFonts w:ascii="Roboto" w:hAnsi="Roboto"/>
+        </w:rPr>
+        <w:t>Food Ninja includes AI-powered features including recipe generation, meal planning suggestions, and donation eligibility assessments. These features are provided for informational and convenience purposes only.</w:t>
+      </w:r>
+    </w:p>
+    <w:p>
+      <w:pPr>
+        <w:spacing w:after="120"/>
+        <w:rPr>
+          <w:rFonts w:ascii="Roboto" w:hAnsi="Roboto"/>
+        </w:rPr>
+      </w:pPr>
+      <w:r>
+        <w:rPr>
+          <w:rFonts w:ascii="Roboto" w:hAnsi="Roboto"/>
+          <w:b/>
+          <w:bCs/>
+        </w:rPr>
+        <w:t xml:space="preserve">IMPORTANT DISCLAIMER: </w:t>
+      </w:r>
+      <w:r>
+        <w:rPr>
+          <w:rFonts w:ascii="Roboto" w:hAnsi="Roboto"/>
+        </w:rPr>
+        <w:t>AI-generated content, including recipe suggestions, meal plans, and donation eligibility assessments, may be inaccurate, incomplete, or unsuitable for your specific circumstances. We make no representations or warranties, express or implied, regarding the accuracy, reliability, completeness, or fitness for a particular purpose of any AI-generated output.</w:t>
+      </w:r>
+    </w:p>
+    <w:p>
+      <w:pPr>
+        <w:spacing w:after="120"/>
+        <w:rPr>
+          <w:rFonts w:ascii="Roboto" w:hAnsi="Roboto"/>
+        </w:rPr>
+      </w:pPr>
+      <w:r>
+        <w:rPr>
+          <w:rFonts w:ascii="Roboto" w:hAnsi="Roboto"/>
+          <w:b/>
+          <w:bCs/>
+        </w:rPr>
+        <w:t xml:space="preserve">TOTAL EXCLUSION OF AI LIABILITY: </w:t>
+      </w:r>
+      <w:r>
+        <w:rPr>
+          <w:rFonts w:ascii="Roboto" w:hAnsi="Roboto"/>
+        </w:rPr>
+        <w:t>TO THE MAXIMUM EXTENT PERMITTED BY APPLICABLE LAW, ALBERT HUANG SHALL HAVE ABSOLUTELY NO LIABILITY WHATSOEVER FOR ANY HARM, LOSS, ILLNESS, INJURY, DEATH, FINANCIAL DAMAGE, PROPERTY DAMAGE, OR ANY OTHER ADVERSE OUTCOME OF ANY KIND ARISING OUT OF OR RELATED TO YOUR USE OF OR RELIANCE ON ANY AI-GENERATED CONTENT, REGARDLESS OF THE LEGAL THEORY UNDER WHICH SUCH CLAIM IS BROUGHT (INCLUDING CONTRACT, TORT, NEGLIGENCE, STRICT LIABILITY, OR OTHERWISE) AND EVEN IF ADVISED OF THE POSSIBILITY OF SUCH DAMAGE. THIS EXCLUSION APPLIES IN FULL AND IS NOT SUBJECT TO THE GENERAL LIABILITY CAP IN SECTION 12.</w:t>
+      </w:r>
+    </w:p>
+    <w:p>
+      <w:pPr>
+        <w:spacing w:after="120"/>
+        <w:rPr>
+          <w:rFonts w:ascii="Roboto" w:hAnsi="Roboto"/>
+        </w:rPr>
+      </w:pPr>
+      <w:r>
+        <w:rPr>
+          <w:rFonts w:ascii="Roboto" w:hAnsi="Roboto"/>
+        </w:rPr>
+        <w:t>Always exercise independent judgment and consult qualified professionals (including medical, nutritional, or food safety professionals) as appropriate before acting on any AI-generated content.</w:t>
+      </w:r>
+    </w:p>
+    <w:p>
+      <w:pPr>
+        <w:spacing w:after="120"/>
+        <w:rPr>
+          <w:rFonts w:ascii="Roboto" w:hAnsi="Roboto"/>
+        </w:rPr>
+      </w:pPr>
+      <w:r>
+        <w:rPr>
+          <w:rFonts w:ascii="Roboto" w:hAnsi="Roboto"/>
+        </w:rPr>
+        <w:t>Donation eligibility information provided by the AI is indicative only. Final eligibility decisions rest solely with individual donation centers.</w:t>
+      </w:r>
+    </w:p>
+    <w:p>
+      <w:pPr>
+        <w:pStyle w:val="Heading1"/>
+        <w:spacing w:before="400" w:after="160"/>
+        <w:rPr>
+          <w:rFonts w:ascii="Roboto" w:hAnsi="Roboto"/>
+        </w:rPr>
+      </w:pPr>
+      <w:r>
+        <w:rPr>
+          <w:rFonts w:ascii="Roboto" w:hAnsi="Roboto"/>
+        </w:rPr>
+        <w:t>7. Map, Location Services, and Donation Center Database</w:t>
+      </w:r>
+    </w:p>
+    <w:p>
+      <w:pPr>
+        <w:spacing w:after="120"/>
+        <w:rPr>
+          <w:rFonts w:ascii="Roboto" w:hAnsi="Roboto"/>
+        </w:rPr>
+      </w:pPr>
+      <w:r>
+        <w:rPr>
+          <w:rFonts w:ascii="Roboto" w:hAnsi="Roboto"/>
+        </w:rPr>
+        <w:t>The Service uses Apple Maps (MapKit) to display donation center locations. Location data used for map display is processed in accordance with Apple's privacy policies. We do not store your precise location on our servers.</w:t>
+      </w:r>
+    </w:p>
+    <w:p>
+      <w:pPr>
+        <w:spacing w:after="120"/>
+        <w:rPr>
+          <w:rFonts w:ascii="Roboto" w:hAnsi="Roboto"/>
+        </w:rPr>
+      </w:pPr>
+      <w:r>
+        <w:rPr>
+          <w:rFonts w:ascii="Roboto" w:hAnsi="Roboto"/>
+        </w:rPr>
+        <w:t>Location access is used solely to provide map functionality within the app. You may deny location permissions in your device settings; map features may have limited functionality as a result.</w:t>
+      </w:r>
+    </w:p>
+    <w:p>
+      <w:pPr>
+        <w:spacing w:after="120"/>
+        <w:rPr>
+          <w:rFonts w:ascii="Roboto" w:hAnsi="Roboto"/>
+        </w:rPr>
+      </w:pPr>
+      <w:r>
+        <w:rPr>
+          <w:rFonts w:ascii="Roboto" w:hAnsi="Roboto"/>
+        </w:rPr>
+        <w:t xml:space="preserve">The donation center database featured in Food Ninja is manually curated and maintained by the developer. While we make reasonable efforts to keep it accurate and up to date, we make no representations or warranties regarding the accuracy, completeness, current operating status, </w:t>
+      </w:r>
+      <w:r>
+        <w:rPr>
+          <w:rFonts w:ascii="Roboto" w:hAnsi="Roboto"/>
+        </w:rPr>
+        <w:lastRenderedPageBreak/>
+        <w:t>or eligibility criteria of any listed donation center. Information may be outdated or incorrect. You should independently verify the details of any donation center before making a visit or donation.</w:t>
+      </w:r>
+    </w:p>
+    <w:p>
+      <w:pPr>
+        <w:pStyle w:val="Heading1"/>
+        <w:spacing w:before="400" w:after="160"/>
+        <w:rPr>
+          <w:rFonts w:ascii="Roboto" w:hAnsi="Roboto"/>
+        </w:rPr>
+      </w:pPr>
+      <w:r>
+        <w:rPr>
+          <w:rFonts w:ascii="Roboto" w:hAnsi="Roboto"/>
+        </w:rPr>
+        <w:t>8. Third-Party Services and Calendar Integration</w:t>
+      </w:r>
+    </w:p>
+    <w:p>
+      <w:pPr>
+        <w:spacing w:after="120"/>
+        <w:rPr>
+          <w:rFonts w:ascii="Roboto" w:hAnsi="Roboto"/>
+        </w:rPr>
+      </w:pPr>
+      <w:r>
+        <w:rPr>
+          <w:rFonts w:ascii="Roboto" w:hAnsi="Roboto"/>
+        </w:rPr>
+        <w:t>The Service integrates the following third-party services:</w:t>
       </w:r>
     </w:p>
     <w:p>
@@ -971,7 +1038,7 @@
         <w:rPr>
           <w:rFonts w:ascii="Roboto" w:hAnsi="Roboto"/>
         </w:rPr>
-        <w:t>Sign in with Google — governed by Google's Terms of Service and Privacy Policy</w:t>
+        <w:t>Sign in with Apple — governed by Apple's Terms of Service and Privacy Policy</w:t>
       </w:r>
     </w:p>
     <w:p>
@@ -990,7 +1057,7 @@
         <w:rPr>
           <w:rFonts w:ascii="Roboto" w:hAnsi="Roboto"/>
         </w:rPr>
-        <w:t>Apple Maps (MapKit) — governed by Apple's Terms of Service</w:t>
+        <w:t>Sign in with Google — governed by Google's Terms of Service and Privacy Policy</w:t>
       </w:r>
     </w:p>
     <w:p>
@@ -1009,7 +1076,7 @@
         <w:rPr>
           <w:rFonts w:ascii="Roboto" w:hAnsi="Roboto"/>
         </w:rPr>
-        <w:t>Google Calendar and Google Tasks (optional, user-activated) — governed by Google's Terms of Service and Privacy Policy</w:t>
+        <w:t>Apple Maps (MapKit) — governed by Apple's Terms of Service</w:t>
       </w:r>
     </w:p>
     <w:p>
@@ -1028,115 +1095,7 @@
         <w:rPr>
           <w:rFonts w:ascii="Roboto" w:hAnsi="Roboto"/>
         </w:rPr>
-        <w:t>Apple Calendar and Apple Reminders (optional, user-activated) — governed by Apple's Terms of Service and Privacy Policy</w:t>
-      </w:r>
-    </w:p>
-    <w:p>
-      <w:pPr>
-        <w:spacing w:after="80"/>
-        <w:rPr>
-          <w:rFonts w:ascii="Roboto" w:hAnsi="Roboto"/>
-        </w:rPr>
-      </w:pPr>
-    </w:p>
-    <w:p>
-      <w:pPr>
-        <w:spacing w:after="120"/>
-        <w:rPr>
-          <w:rFonts w:ascii="Roboto" w:hAnsi="Roboto"/>
-        </w:rPr>
-      </w:pPr>
-      <w:r>
-        <w:rPr>
-          <w:rFonts w:ascii="Roboto" w:hAnsi="Roboto"/>
-        </w:rPr>
-        <w:t>Calendar and Reminders Sync: You may optionally enable syncing of your food expiry records to Google Calendar, Google Tasks, Apple Calendar, and/or Apple Reminders. This feature requires granting the app the necessary permissions on your device. For Google Calendar and Google Tasks sync, we use your stored Google OAuth refresh token solely to perform sync operations on your behalf. This token is used for no other purpose. You may revoke this access at any time by disabling the sync feature in the app or by deleting your account.</w:t>
-      </w:r>
-    </w:p>
-    <w:p>
-      <w:pPr>
-        <w:spacing w:after="120"/>
-        <w:rPr>
-          <w:rFonts w:ascii="Roboto" w:hAnsi="Roboto"/>
-        </w:rPr>
-      </w:pPr>
-      <w:r>
-        <w:rPr>
-          <w:rFonts w:ascii="Roboto" w:hAnsi="Roboto"/>
-        </w:rPr>
-        <w:t>We are not responsible for the privacy practices or content of these third-party services. Your use of these services is subject to their respective terms and policies.</w:t>
-      </w:r>
-    </w:p>
-    <w:p>
-      <w:pPr>
-        <w:pStyle w:val="Heading1"/>
-        <w:spacing w:before="400" w:after="160"/>
-        <w:rPr>
-          <w:rFonts w:ascii="Roboto" w:hAnsi="Roboto"/>
-        </w:rPr>
-      </w:pPr>
-      <w:r>
-        <w:rPr>
-          <w:rFonts w:ascii="Roboto" w:hAnsi="Roboto"/>
-        </w:rPr>
-        <w:t>9. Intellectual Property</w:t>
-      </w:r>
-    </w:p>
-    <w:p>
-      <w:pPr>
-        <w:spacing w:after="120"/>
-        <w:rPr>
-          <w:rFonts w:ascii="Roboto" w:hAnsi="Roboto"/>
-        </w:rPr>
-      </w:pPr>
-      <w:r>
-        <w:rPr>
-          <w:rFonts w:ascii="Roboto" w:hAnsi="Roboto"/>
-        </w:rPr>
-        <w:t>All content, design, code, trademarks, and materials within the Service, including but not limited to the Food Ninja name, logo, user interface, and original text, are the exclusive intellectual property of Albert Huang and are protected by applicable copyright, trademark, and intellectual property laws.</w:t>
-      </w:r>
-    </w:p>
-    <w:p>
-      <w:pPr>
-        <w:spacing w:after="120"/>
-        <w:rPr>
-          <w:rFonts w:ascii="Roboto" w:hAnsi="Roboto"/>
-        </w:rPr>
-      </w:pPr>
-      <w:r>
-        <w:rPr>
-          <w:rFonts w:ascii="Roboto" w:hAnsi="Roboto"/>
-        </w:rPr>
-        <w:t>You are granted a limited, non-exclusive, non-transferable, revocable license to use the Service for personal, non-commercial purposes in accordance with these Terms. You may not copy, modify, distribute, sell, sublicense, or create derivative works from any part of the Service without our prior written permission.</w:t>
-      </w:r>
-    </w:p>
-    <w:p>
-      <w:pPr>
-        <w:pStyle w:val="Heading1"/>
-        <w:spacing w:before="400" w:after="160"/>
-        <w:rPr>
-          <w:rFonts w:ascii="Roboto" w:hAnsi="Roboto"/>
-        </w:rPr>
-      </w:pPr>
-      <w:r>
-        <w:rPr>
-          <w:rFonts w:ascii="Roboto" w:hAnsi="Roboto"/>
-        </w:rPr>
-        <w:t>10. Prohibited Conduct</w:t>
-      </w:r>
-    </w:p>
-    <w:p>
-      <w:pPr>
-        <w:spacing w:after="120"/>
-        <w:rPr>
-          <w:rFonts w:ascii="Roboto" w:hAnsi="Roboto"/>
-        </w:rPr>
-      </w:pPr>
-      <w:r>
-        <w:rPr>
-          <w:rFonts w:ascii="Roboto" w:hAnsi="Roboto"/>
-        </w:rPr>
-        <w:t>You agree not to:</w:t>
+        <w:t>Google Calendar and Google Tasks (optional, user-activated) — governed by Google's Terms of Service and Privacy Policy</w:t>
       </w:r>
     </w:p>
     <w:p>
@@ -1155,7 +1114,7 @@
         <w:rPr>
           <w:rFonts w:ascii="Roboto" w:hAnsi="Roboto"/>
         </w:rPr>
-        <w:t>Use the Service for any unlawful purpose or in violation of these Terms</w:t>
+        <w:t>Apple Calendar and Apple Reminders (optional, user-activated) — governed by Apple's Terms of Service and Privacy Policy</w:t>
       </w:r>
     </w:p>
     <w:p>
@@ -1172,9 +1131,164 @@
       </w:pPr>
       <w:r>
         <w:rPr>
-          <w:rFonts w:ascii="Roboto" w:hAnsi="Roboto"/>
-        </w:rPr>
-        <w:t>Attempt to reverse engineer, decompile, or disassemble any part of the Service</w:t>
+          <w:rFonts w:ascii="Roboto" w:hAnsi="Roboto" w:hint="eastAsia"/>
+          <w:lang w:eastAsia="zh-TW"/>
+        </w:rPr>
+        <w:t>TheG</w:t>
+      </w:r>
+      <w:proofErr w:type="spellStart"/>
+      <w:r>
+        <w:rPr>
+          <w:rFonts w:ascii="Roboto" w:hAnsi="Roboto"/>
+          <w:lang w:val="en-US" w:eastAsia="zh-TW"/>
+        </w:rPr>
+        <w:t>oodAPI</w:t>
+      </w:r>
+      <w:proofErr w:type="spellEnd"/>
+      <w:r>
+        <w:rPr>
+          <w:rFonts w:ascii="Roboto" w:hAnsi="Roboto"/>
+          <w:lang w:val="en-US" w:eastAsia="zh-TW"/>
+        </w:rPr>
+        <w:t xml:space="preserve"> </w:t>
+      </w:r>
+      <w:r>
+        <w:rPr>
+          <w:rFonts w:ascii="Roboto" w:hAnsi="Roboto"/>
+        </w:rPr>
+        <w:t>—</w:t>
+      </w:r>
+      <w:r>
+        <w:rPr>
+          <w:rFonts w:ascii="Roboto" w:hAnsi="Roboto"/>
+        </w:rPr>
+        <w:t xml:space="preserve"> planting trees in the app </w:t>
+      </w:r>
+      <w:r>
+        <w:rPr>
+          <w:rFonts w:ascii="Roboto" w:hAnsi="Roboto"/>
+        </w:rPr>
+        <w:t>—</w:t>
+      </w:r>
+      <w:r>
+        <w:rPr>
+          <w:rFonts w:ascii="Roboto" w:hAnsi="Roboto"/>
+        </w:rPr>
+        <w:t xml:space="preserve"> no data </w:t>
+      </w:r>
+      <w:r>
+        <w:rPr>
+          <w:rFonts w:ascii="Roboto" w:hAnsi="Roboto"/>
+        </w:rPr>
+        <w:t>shared</w:t>
+      </w:r>
+    </w:p>
+    <w:p>
+      <w:pPr>
+        <w:spacing w:after="80"/>
+        <w:rPr>
+          <w:rFonts w:ascii="Roboto" w:hAnsi="Roboto"/>
+        </w:rPr>
+      </w:pPr>
+    </w:p>
+    <w:p>
+      <w:pPr>
+        <w:spacing w:after="120"/>
+        <w:rPr>
+          <w:rFonts w:ascii="Roboto" w:hAnsi="Roboto"/>
+        </w:rPr>
+      </w:pPr>
+      <w:r>
+        <w:rPr>
+          <w:rFonts w:ascii="Roboto" w:hAnsi="Roboto"/>
+        </w:rPr>
+        <w:t>Calendar and Reminders Sync: You may optionally enable syncing of your food expiry records to Google Calendar, Google Tasks, Apple Calendar, and/or Apple Reminders. This feature requires granting the app the necessary permissions on your device. For Google Calendar and Google Tasks sync, we use your stored Google OAuth refresh token solely to perform sync operations on your behalf. This token is used for no other purpose. You may revoke this access at any time by disabling the sync feature in the app or by deleting your account.</w:t>
+      </w:r>
+    </w:p>
+    <w:p>
+      <w:pPr>
+        <w:spacing w:after="120"/>
+        <w:rPr>
+          <w:rFonts w:ascii="Roboto" w:hAnsi="Roboto"/>
+        </w:rPr>
+      </w:pPr>
+      <w:r>
+        <w:rPr>
+          <w:rFonts w:ascii="Roboto" w:hAnsi="Roboto"/>
+        </w:rPr>
+        <w:t>We are not responsible for the privacy practices or content of these third-party services. Your use of these services is subject to their respective terms and policies.</w:t>
+      </w:r>
+    </w:p>
+    <w:p>
+      <w:pPr>
+        <w:pStyle w:val="Heading1"/>
+        <w:spacing w:before="400" w:after="160"/>
+        <w:rPr>
+          <w:rFonts w:ascii="Roboto" w:hAnsi="Roboto"/>
+        </w:rPr>
+      </w:pPr>
+      <w:r>
+        <w:rPr>
+          <w:rFonts w:ascii="Roboto" w:hAnsi="Roboto"/>
+        </w:rPr>
+        <w:t>9. Intellectual Property</w:t>
+      </w:r>
+    </w:p>
+    <w:p>
+      <w:pPr>
+        <w:spacing w:after="120"/>
+        <w:rPr>
+          <w:rFonts w:ascii="Roboto" w:hAnsi="Roboto"/>
+        </w:rPr>
+      </w:pPr>
+      <w:r>
+        <w:rPr>
+          <w:rFonts w:ascii="Roboto" w:hAnsi="Roboto"/>
+        </w:rPr>
+        <w:t>All content, design, code, trademarks, and materials within the Service, including but not limited to the Food Ninja name, logo, user interface, and original text, are the exclusive intellectual property of Albert Huang and are protected by applicable copyright, trademark, and intellectual property laws.</w:t>
+      </w:r>
+    </w:p>
+    <w:p>
+      <w:pPr>
+        <w:spacing w:after="120"/>
+        <w:rPr>
+          <w:rFonts w:ascii="Roboto" w:hAnsi="Roboto"/>
+        </w:rPr>
+      </w:pPr>
+      <w:r>
+        <w:rPr>
+          <w:rFonts w:ascii="Roboto" w:hAnsi="Roboto"/>
+        </w:rPr>
+        <w:t>You are granted a limited, non-exclusive, non-transferable, revocable license to use the Service for personal, non-commercial purposes in accordance with these Terms. You may not copy, modify, distribute, sell, sublicense, or create derivative works from any part of the Service without our prior written permission.</w:t>
+      </w:r>
+    </w:p>
+    <w:p>
+      <w:pPr>
+        <w:pStyle w:val="Heading1"/>
+        <w:spacing w:before="400" w:after="160"/>
+        <w:rPr>
+          <w:rFonts w:ascii="Roboto" w:hAnsi="Roboto"/>
+        </w:rPr>
+      </w:pPr>
+      <w:r>
+        <w:rPr>
+          <w:rFonts w:ascii="Roboto" w:hAnsi="Roboto"/>
+        </w:rPr>
+        <w:t>10. Prohibited Conduct</w:t>
+      </w:r>
+    </w:p>
+    <w:p>
+      <w:pPr>
+        <w:spacing w:after="120"/>
+        <w:rPr>
+          <w:rFonts w:ascii="Roboto" w:hAnsi="Roboto"/>
+        </w:rPr>
+      </w:pPr>
+      <w:r>
+        <w:rPr>
+          <w:rFonts w:ascii="Roboto" w:hAnsi="Roboto"/>
+        </w:rPr>
+        <w:t>You agree not to:</w:t>
       </w:r>
     </w:p>
     <w:p>
@@ -1193,7 +1307,7 @@
         <w:rPr>
           <w:rFonts w:ascii="Roboto" w:hAnsi="Roboto"/>
         </w:rPr>
-        <w:t>Interfere with or disrupt the integrity or performance of the Service or its servers</w:t>
+        <w:t>Use the Service for any unlawful purpose or in violation of these Terms</w:t>
       </w:r>
     </w:p>
     <w:p>
@@ -1212,7 +1326,7 @@
         <w:rPr>
           <w:rFonts w:ascii="Roboto" w:hAnsi="Roboto"/>
         </w:rPr>
-        <w:t>Use automated scripts, bots, or other means to access the Service in an unauthorized manner</w:t>
+        <w:t>Attempt to reverse engineer, decompile, or disassemble any part of the Service</w:t>
       </w:r>
     </w:p>
     <w:p>
@@ -1231,7 +1345,7 @@
         <w:rPr>
           <w:rFonts w:ascii="Roboto" w:hAnsi="Roboto"/>
         </w:rPr>
-        <w:t>Impersonate any person or entity or misrepresent your affiliation with any person or entity</w:t>
+        <w:t>Interfere with or disrupt the integrity or performance of the Service or its servers</w:t>
       </w:r>
     </w:p>
     <w:p>
@@ -1250,7 +1364,7 @@
         <w:rPr>
           <w:rFonts w:ascii="Roboto" w:hAnsi="Roboto"/>
         </w:rPr>
-        <w:t>Upload or transmit any malicious code, virus, or harmful data</w:t>
+        <w:t>Use automated scripts, bots, or other means to access the Service in an unauthorized manner</w:t>
       </w:r>
     </w:p>
     <w:p>
@@ -1269,6 +1383,45 @@
         <w:rPr>
           <w:rFonts w:ascii="Roboto" w:hAnsi="Roboto"/>
         </w:rPr>
+        <w:lastRenderedPageBreak/>
+        <w:t>Impersonate any person or entity or misrepresent your affiliation with any person or entity</w:t>
+      </w:r>
+    </w:p>
+    <w:p>
+      <w:pPr>
+        <w:pStyle w:val="ListParagraph"/>
+        <w:numPr>
+          <w:ilvl w:val="0"/>
+          <w:numId w:val="2"/>
+        </w:numPr>
+        <w:spacing w:after="80"/>
+        <w:rPr>
+          <w:rFonts w:ascii="Roboto" w:hAnsi="Roboto"/>
+        </w:rPr>
+      </w:pPr>
+      <w:r>
+        <w:rPr>
+          <w:rFonts w:ascii="Roboto" w:hAnsi="Roboto"/>
+        </w:rPr>
+        <w:t>Upload or transmit any malicious code, virus, or harmful data</w:t>
+      </w:r>
+    </w:p>
+    <w:p>
+      <w:pPr>
+        <w:pStyle w:val="ListParagraph"/>
+        <w:numPr>
+          <w:ilvl w:val="0"/>
+          <w:numId w:val="2"/>
+        </w:numPr>
+        <w:spacing w:after="80"/>
+        <w:rPr>
+          <w:rFonts w:ascii="Roboto" w:hAnsi="Roboto"/>
+        </w:rPr>
+      </w:pPr>
+      <w:r>
+        <w:rPr>
+          <w:rFonts w:ascii="Roboto" w:hAnsi="Roboto"/>
+        </w:rPr>
         <w:t>Attempt to gain unauthorized access to any portion or feature of the Service</w:t>
       </w:r>
     </w:p>
@@ -1284,7 +1437,6 @@
         <w:rPr>
           <w:rFonts w:ascii="Roboto" w:hAnsi="Roboto"/>
         </w:rPr>
-        <w:lastRenderedPageBreak/>
         <w:t>11. Disclaimer of Warranties</w:t>
       </w:r>
     </w:p>
@@ -1457,6 +1609,7 @@
         <w:rPr>
           <w:rFonts w:ascii="Roboto" w:hAnsi="Roboto"/>
         </w:rPr>
+        <w:lastRenderedPageBreak/>
         <w:t>15. Changes to These Terms</w:t>
       </w:r>
     </w:p>
@@ -1485,7 +1638,6 @@
         <w:rPr>
           <w:rFonts w:ascii="Roboto" w:hAnsi="Roboto"/>
         </w:rPr>
-        <w:lastRenderedPageBreak/>
         <w:t>Your continued use of the Service after any modification constitutes your acceptance of the updated Terms. If you do not agree to the updated Terms, you must stop using the Service.</w:t>
       </w:r>
     </w:p>
@@ -2002,7 +2154,7 @@
   <w:docDefaults>
     <w:rPrDefault>
       <w:rPr>
-        <w:rFonts w:ascii="Arial" w:eastAsia="Arial" w:hAnsi="Arial" w:cs="Arial"/>
+        <w:rFonts w:ascii="Arial" w:eastAsia="PMingLiU" w:hAnsi="Arial" w:cs="Arial"/>
         <w:sz w:val="22"/>
         <w:szCs w:val="22"/>
         <w:lang w:val="en-TW" w:eastAsia="zh-CN" w:bidi="ar-SA"/>

--- a/public/legal/FoodNinja_Terms_of_Service_EN.docx
+++ b/public/legal/FoodNinja_Terms_of_Service_EN.docx
@@ -84,7 +84,7 @@
           <w:sz w:val="20"/>
           <w:szCs w:val="20"/>
         </w:rPr>
-        <w:t>4</w:t>
+        <w:t>5</w:t>
       </w:r>
       <w:r>
         <w:rPr>
@@ -129,7 +129,7 @@
           <w:sz w:val="20"/>
           <w:szCs w:val="20"/>
         </w:rPr>
-        <w:t>April</w:t>
+        <w:t>May</w:t>
       </w:r>
       <w:r>
         <w:rPr>
@@ -1136,21 +1136,12 @@
         </w:rPr>
         <w:t>TheG</w:t>
       </w:r>
-      <w:proofErr w:type="spellStart"/>
       <w:r>
         <w:rPr>
           <w:rFonts w:ascii="Roboto" w:hAnsi="Roboto"/>
           <w:lang w:val="en-US" w:eastAsia="zh-TW"/>
         </w:rPr>
-        <w:t>oodAPI</w:t>
-      </w:r>
-      <w:proofErr w:type="spellEnd"/>
-      <w:r>
-        <w:rPr>
-          <w:rFonts w:ascii="Roboto" w:hAnsi="Roboto"/>
-          <w:lang w:val="en-US" w:eastAsia="zh-TW"/>
-        </w:rPr>
-        <w:t xml:space="preserve"> </w:t>
+        <w:t xml:space="preserve">oodAPI </w:t>
       </w:r>
       <w:r>
         <w:rPr>

--- a/public/legal/FoodNinja_Terms_of_Service_EN.docx
+++ b/public/legal/FoodNinja_Terms_of_Service_EN.docx
@@ -57,16 +57,7 @@
           <w:sz w:val="20"/>
           <w:szCs w:val="20"/>
         </w:rPr>
-        <w:t>Effective Date: 202</w:t>
-      </w:r>
-      <w:r>
-        <w:rPr>
-          <w:rFonts w:ascii="Roboto" w:hAnsi="Roboto"/>
-          <w:color w:val="555555"/>
-          <w:sz w:val="20"/>
-          <w:szCs w:val="20"/>
-        </w:rPr>
-        <w:t>6</w:t>
+        <w:t>Effective Date: 2026</w:t>
       </w:r>
       <w:r>
         <w:rPr>
@@ -84,7 +75,7 @@
           <w:sz w:val="20"/>
           <w:szCs w:val="20"/>
         </w:rPr>
-        <w:t>5</w:t>
+        <w:t>6</w:t>
       </w:r>
       <w:r>
         <w:rPr>
@@ -102,7 +93,16 @@
           <w:sz w:val="20"/>
           <w:szCs w:val="20"/>
         </w:rPr>
-        <w:t>25</w:t>
+        <w:t>2</w:t>
+      </w:r>
+      <w:r>
+        <w:rPr>
+          <w:rFonts w:ascii="Roboto" w:hAnsi="Roboto"/>
+          <w:color w:val="555555"/>
+          <w:sz w:val="20"/>
+          <w:szCs w:val="20"/>
+        </w:rPr>
+        <w:t>4</w:t>
       </w:r>
       <w:r>
         <w:rPr>
@@ -129,7 +129,7 @@
           <w:sz w:val="20"/>
           <w:szCs w:val="20"/>
         </w:rPr>
-        <w:t>May</w:t>
+        <w:t>June</w:t>
       </w:r>
       <w:r>
         <w:rPr>
@@ -138,7 +138,7 @@
           <w:sz w:val="20"/>
           <w:szCs w:val="20"/>
         </w:rPr>
-        <w:t xml:space="preserve"> </w:t>
+        <w:t xml:space="preserve"> 2</w:t>
       </w:r>
       <w:r>
         <w:rPr>
@@ -147,7 +147,7 @@
           <w:sz w:val="20"/>
           <w:szCs w:val="20"/>
         </w:rPr>
-        <w:t>25</w:t>
+        <w:t>4</w:t>
       </w:r>
       <w:r>
         <w:rPr>
@@ -156,16 +156,7 @@
           <w:sz w:val="20"/>
           <w:szCs w:val="20"/>
         </w:rPr>
-        <w:t>, 202</w:t>
-      </w:r>
-      <w:r>
-        <w:rPr>
-          <w:rFonts w:ascii="Roboto" w:hAnsi="Roboto"/>
-          <w:color w:val="555555"/>
-          <w:sz w:val="20"/>
-          <w:szCs w:val="20"/>
-        </w:rPr>
-        <w:t>6</w:t>
+        <w:t>, 2026</w:t>
       </w:r>
     </w:p>
     <w:p>
@@ -382,130 +373,6 @@
     </w:p>
     <w:p>
       <w:pPr>
-        <w:spacing w:after="80"/>
-        <w:rPr>
-          <w:rFonts w:ascii="Roboto" w:hAnsi="Roboto"/>
-        </w:rPr>
-      </w:pPr>
-    </w:p>
-    <w:p>
-      <w:pPr>
-        <w:spacing w:after="120"/>
-        <w:rPr>
-          <w:rFonts w:ascii="Roboto" w:hAnsi="Roboto"/>
-        </w:rPr>
-      </w:pPr>
-      <w:r>
-        <w:rPr>
-          <w:rFonts w:ascii="Roboto" w:hAnsi="Roboto"/>
-        </w:rPr>
-        <w:t>We reserve the right to modify, suspend, or discontinue any feature or the Service at any time with or without notice.</w:t>
-      </w:r>
-    </w:p>
-    <w:p>
-      <w:pPr>
-        <w:pStyle w:val="Heading1"/>
-        <w:spacing w:before="400" w:after="160"/>
-        <w:rPr>
-          <w:rFonts w:ascii="Roboto" w:hAnsi="Roboto"/>
-        </w:rPr>
-      </w:pPr>
-      <w:r>
-        <w:rPr>
-          <w:rFonts w:ascii="Roboto" w:hAnsi="Roboto"/>
-        </w:rPr>
-        <w:t>3. Eligibility and Account Registration</w:t>
-      </w:r>
-    </w:p>
-    <w:p>
-      <w:pPr>
-        <w:spacing w:after="120"/>
-        <w:rPr>
-          <w:rFonts w:ascii="Roboto" w:hAnsi="Roboto"/>
-        </w:rPr>
-      </w:pPr>
-      <w:r>
-        <w:rPr>
-          <w:rFonts w:ascii="Roboto" w:hAnsi="Roboto"/>
-        </w:rPr>
-        <w:t>The Service is intended for users of all ages. Users under the age of 13 (or the applicable age of digital consent in their jurisdiction) should use the Service only with verifiable parental or guardian consent, in compliance with the Children's Online Privacy Protection Act (COPPA) and applicable local laws.</w:t>
-      </w:r>
-    </w:p>
-    <w:p>
-      <w:pPr>
-        <w:spacing w:after="120"/>
-        <w:rPr>
-          <w:rFonts w:ascii="Roboto" w:hAnsi="Roboto"/>
-        </w:rPr>
-      </w:pPr>
-      <w:r>
-        <w:rPr>
-          <w:rFonts w:ascii="Roboto" w:hAnsi="Roboto"/>
-        </w:rPr>
-        <w:t>To access personalized features, you must create an account using either your Apple ID (via Sign in with Apple) or your Google Account (via Sign in with Google). No other registration method is currently available.</w:t>
-      </w:r>
-    </w:p>
-    <w:p>
-      <w:pPr>
-        <w:spacing w:after="120"/>
-        <w:rPr>
-          <w:rFonts w:ascii="Roboto" w:hAnsi="Roboto"/>
-        </w:rPr>
-      </w:pPr>
-      <w:r>
-        <w:rPr>
-          <w:rFonts w:ascii="Roboto" w:hAnsi="Roboto"/>
-        </w:rPr>
-        <w:lastRenderedPageBreak/>
-        <w:t>By creating an account, you represent that any information you provide is accurate and that you will maintain the security of your login credentials. You are responsible for all activity that occurs under your account.</w:t>
-      </w:r>
-    </w:p>
-    <w:p>
-      <w:pPr>
-        <w:pStyle w:val="Heading1"/>
-        <w:spacing w:before="400" w:after="160"/>
-        <w:rPr>
-          <w:rFonts w:ascii="Roboto" w:hAnsi="Roboto"/>
-        </w:rPr>
-      </w:pPr>
-      <w:r>
-        <w:rPr>
-          <w:rFonts w:ascii="Roboto" w:hAnsi="Roboto"/>
-        </w:rPr>
-        <w:t>4. User Accounts and Data</w:t>
-      </w:r>
-    </w:p>
-    <w:p>
-      <w:pPr>
-        <w:pStyle w:val="Heading2"/>
-        <w:spacing w:before="280" w:after="100"/>
-        <w:rPr>
-          <w:rFonts w:ascii="Roboto" w:hAnsi="Roboto"/>
-        </w:rPr>
-      </w:pPr>
-      <w:r>
-        <w:rPr>
-          <w:rFonts w:ascii="Roboto" w:hAnsi="Roboto"/>
-        </w:rPr>
-        <w:t>4.1 Data We Collect and Store</w:t>
-      </w:r>
-    </w:p>
-    <w:p>
-      <w:pPr>
-        <w:spacing w:after="120"/>
-        <w:rPr>
-          <w:rFonts w:ascii="Roboto" w:hAnsi="Roboto"/>
-        </w:rPr>
-      </w:pPr>
-      <w:r>
-        <w:rPr>
-          <w:rFonts w:ascii="Roboto" w:hAnsi="Roboto"/>
-        </w:rPr>
-        <w:t>Our servers store the following information associated with your account:</w:t>
-      </w:r>
-    </w:p>
-    <w:p>
-      <w:pPr>
         <w:pStyle w:val="ListParagraph"/>
         <w:numPr>
           <w:ilvl w:val="0"/>
@@ -520,7 +387,131 @@
         <w:rPr>
           <w:rFonts w:ascii="Roboto" w:hAnsi="Roboto"/>
         </w:rPr>
-        <w:t>Your email address</w:t>
+        <w:t>Medication reminders with on-device alarm scheduling to help reduce medication waste</w:t>
+      </w:r>
+    </w:p>
+    <w:p>
+      <w:pPr>
+        <w:spacing w:after="80"/>
+        <w:rPr>
+          <w:rFonts w:ascii="Roboto" w:hAnsi="Roboto"/>
+        </w:rPr>
+      </w:pPr>
+    </w:p>
+    <w:p>
+      <w:pPr>
+        <w:spacing w:after="120"/>
+        <w:rPr>
+          <w:rFonts w:ascii="Roboto" w:hAnsi="Roboto"/>
+        </w:rPr>
+      </w:pPr>
+      <w:r>
+        <w:rPr>
+          <w:rFonts w:ascii="Roboto" w:hAnsi="Roboto"/>
+        </w:rPr>
+        <w:t>We reserve the right to modify, suspend, or discontinue any feature or the Service at any time with or without notice.</w:t>
+      </w:r>
+    </w:p>
+    <w:p>
+      <w:pPr>
+        <w:pStyle w:val="Heading1"/>
+        <w:spacing w:before="400" w:after="160"/>
+        <w:rPr>
+          <w:rFonts w:ascii="Roboto" w:hAnsi="Roboto"/>
+        </w:rPr>
+      </w:pPr>
+      <w:r>
+        <w:rPr>
+          <w:rFonts w:ascii="Roboto" w:hAnsi="Roboto"/>
+        </w:rPr>
+        <w:t>3. Eligibility and Account Registration</w:t>
+      </w:r>
+    </w:p>
+    <w:p>
+      <w:pPr>
+        <w:spacing w:after="120"/>
+        <w:rPr>
+          <w:rFonts w:ascii="Roboto" w:hAnsi="Roboto"/>
+        </w:rPr>
+      </w:pPr>
+      <w:r>
+        <w:rPr>
+          <w:rFonts w:ascii="Roboto" w:hAnsi="Roboto"/>
+        </w:rPr>
+        <w:t>The Service is intended for users of all ages. Users under the age of 13 (or the applicable age of digital consent in their jurisdiction) should use the Service only with verifiable parental or guardian consent, in compliance with the Children's Online Privacy Protection Act (COPPA) and applicable local laws.</w:t>
+      </w:r>
+    </w:p>
+    <w:p>
+      <w:pPr>
+        <w:spacing w:after="120"/>
+        <w:rPr>
+          <w:rFonts w:ascii="Roboto" w:hAnsi="Roboto"/>
+        </w:rPr>
+      </w:pPr>
+      <w:r>
+        <w:rPr>
+          <w:rFonts w:ascii="Roboto" w:hAnsi="Roboto"/>
+        </w:rPr>
+        <w:t>To access personalized features, you must create an account using either your Apple ID (via Sign in with Apple) or your Google Account (via Sign in with Google). No other registration method is currently available.</w:t>
+      </w:r>
+    </w:p>
+    <w:p>
+      <w:pPr>
+        <w:spacing w:after="120"/>
+        <w:rPr>
+          <w:rFonts w:ascii="Roboto" w:hAnsi="Roboto"/>
+        </w:rPr>
+      </w:pPr>
+      <w:r>
+        <w:rPr>
+          <w:rFonts w:ascii="Roboto" w:hAnsi="Roboto"/>
+        </w:rPr>
+        <w:lastRenderedPageBreak/>
+        <w:t>By creating an account, you represent that any information you provide is accurate and that you will maintain the security of your login credentials. You are responsible for all activity that occurs under your account.</w:t>
+      </w:r>
+    </w:p>
+    <w:p>
+      <w:pPr>
+        <w:pStyle w:val="Heading1"/>
+        <w:spacing w:before="400" w:after="160"/>
+        <w:rPr>
+          <w:rFonts w:ascii="Roboto" w:hAnsi="Roboto"/>
+        </w:rPr>
+      </w:pPr>
+      <w:r>
+        <w:rPr>
+          <w:rFonts w:ascii="Roboto" w:hAnsi="Roboto"/>
+        </w:rPr>
+        <w:t>4. User Accounts and Data</w:t>
+      </w:r>
+    </w:p>
+    <w:p>
+      <w:pPr>
+        <w:pStyle w:val="Heading2"/>
+        <w:spacing w:before="280" w:after="100"/>
+        <w:rPr>
+          <w:rFonts w:ascii="Roboto" w:hAnsi="Roboto"/>
+        </w:rPr>
+      </w:pPr>
+      <w:r>
+        <w:rPr>
+          <w:rFonts w:ascii="Roboto" w:hAnsi="Roboto"/>
+        </w:rPr>
+        <w:t>4.1 Data We Collect and Store</w:t>
+      </w:r>
+    </w:p>
+    <w:p>
+      <w:pPr>
+        <w:spacing w:after="120"/>
+        <w:rPr>
+          <w:rFonts w:ascii="Roboto" w:hAnsi="Roboto"/>
+        </w:rPr>
+      </w:pPr>
+      <w:r>
+        <w:rPr>
+          <w:rFonts w:ascii="Roboto" w:hAnsi="Roboto"/>
+        </w:rPr>
+        <w:t>Our servers store the following information associated with your account:</w:t>
       </w:r>
     </w:p>
     <w:p>
@@ -539,7 +530,7 @@
         <w:rPr>
           <w:rFonts w:ascii="Roboto" w:hAnsi="Roboto"/>
         </w:rPr>
-        <w:t>Your display name</w:t>
+        <w:t>Your email address</w:t>
       </w:r>
     </w:p>
     <w:p>
@@ -558,7 +549,7 @@
         <w:rPr>
           <w:rFonts w:ascii="Roboto" w:hAnsi="Roboto"/>
         </w:rPr>
-        <w:t>Your Food Ninja subscription status</w:t>
+        <w:t>Your display name</w:t>
       </w:r>
     </w:p>
     <w:p>
@@ -577,7 +568,7 @@
         <w:rPr>
           <w:rFonts w:ascii="Roboto" w:hAnsi="Roboto"/>
         </w:rPr>
-        <w:t>Your AI credit usage</w:t>
+        <w:t>Your Food Ninja subscription status</w:t>
       </w:r>
     </w:p>
     <w:p>
@@ -596,107 +587,7 @@
         <w:rPr>
           <w:rFonts w:ascii="Roboto" w:hAnsi="Roboto"/>
         </w:rPr>
-        <w:t>Your Google OAuth refresh token (Google login users only) — stored solely for: (1) syncing food expiry records to Google Calendar and Google Tasks if you enable that feature, and (2) revoking our OAuth access upon account deletion. It is used for absolutely nothing else.</w:t>
-      </w:r>
-    </w:p>
-    <w:p>
-      <w:pPr>
-        <w:spacing w:after="120"/>
-        <w:rPr>
-          <w:rFonts w:ascii="Roboto" w:hAnsi="Roboto"/>
-        </w:rPr>
-      </w:pPr>
-      <w:r>
-        <w:rPr>
-          <w:rFonts w:ascii="Roboto" w:hAnsi="Roboto"/>
-        </w:rPr>
-        <w:t>We do not store any other personal data on our servers. Food records, expiry data, and other locally generated content remain on your device and are not transmitted to or stored by our servers, except as described in Section 4.2 and Section 8.</w:t>
-      </w:r>
-    </w:p>
-    <w:p>
-      <w:pPr>
-        <w:pStyle w:val="Heading2"/>
-        <w:spacing w:before="280" w:after="100"/>
-        <w:rPr>
-          <w:rFonts w:ascii="Roboto" w:hAnsi="Roboto"/>
-        </w:rPr>
-      </w:pPr>
-      <w:r>
-        <w:rPr>
-          <w:rFonts w:ascii="Roboto" w:hAnsi="Roboto"/>
-        </w:rPr>
-        <w:t>4.2 On-Device Processing and AI Data</w:t>
-      </w:r>
-    </w:p>
-    <w:p>
-      <w:pPr>
-        <w:spacing w:after="120"/>
-        <w:rPr>
-          <w:rFonts w:ascii="Roboto" w:hAnsi="Roboto"/>
-        </w:rPr>
-      </w:pPr>
-      <w:r>
-        <w:rPr>
-          <w:rFonts w:ascii="Roboto" w:hAnsi="Roboto"/>
-        </w:rPr>
-        <w:t>Camera input, OCR processing, image classification, and voice input are processed entirely on your device. No raw images, audio recordings, or intermediate processing results are transmitted to or stored by our servers.</w:t>
-      </w:r>
-    </w:p>
-    <w:p>
-      <w:pPr>
-        <w:spacing w:after="120"/>
-        <w:rPr>
-          <w:rFonts w:ascii="Roboto" w:hAnsi="Roboto"/>
-        </w:rPr>
-      </w:pPr>
-      <w:r>
-        <w:rPr>
-          <w:rFonts w:ascii="Roboto" w:hAnsi="Roboto"/>
-        </w:rPr>
-        <w:t>When you use AI features, your prompt, relevant food records, and relevant donation center data are transmitted to our servers to generate an AI response. This data is processed in real time and is not stored, logged, or retained by us in any form after the response has been returned to your device.</w:t>
-      </w:r>
-    </w:p>
-    <w:p>
-      <w:pPr>
-        <w:pStyle w:val="Heading2"/>
-        <w:spacing w:before="280" w:after="100"/>
-        <w:rPr>
-          <w:rFonts w:ascii="Roboto" w:hAnsi="Roboto"/>
-        </w:rPr>
-      </w:pPr>
-      <w:r>
-        <w:rPr>
-          <w:rFonts w:ascii="Roboto" w:hAnsi="Roboto"/>
-        </w:rPr>
-        <w:t>4.3 Account Deletion</w:t>
-      </w:r>
-    </w:p>
-    <w:p>
-      <w:pPr>
-        <w:spacing w:after="120"/>
-        <w:rPr>
-          <w:rFonts w:ascii="Roboto" w:hAnsi="Roboto"/>
-        </w:rPr>
-      </w:pPr>
-      <w:r>
-        <w:rPr>
-          <w:rFonts w:ascii="Roboto" w:hAnsi="Roboto"/>
-        </w:rPr>
-        <w:t>You may permanently delete your account at any time by navigating to Settings &gt; Account within the app and confirming the deletion. Verification requires entry of the email address associated with your social login account and/or Face ID authentication.</w:t>
-      </w:r>
-    </w:p>
-    <w:p>
-      <w:pPr>
-        <w:spacing w:after="120"/>
-        <w:rPr>
-          <w:rFonts w:ascii="Roboto" w:hAnsi="Roboto"/>
-        </w:rPr>
-      </w:pPr>
-      <w:r>
-        <w:rPr>
-          <w:rFonts w:ascii="Roboto" w:hAnsi="Roboto"/>
-        </w:rPr>
-        <w:t>Upon confirmed deletion, we will:</w:t>
+        <w:t>Your AI credit usage</w:t>
       </w:r>
     </w:p>
     <w:p>
@@ -715,7 +606,135 @@
         <w:rPr>
           <w:rFonts w:ascii="Roboto" w:hAnsi="Roboto"/>
         </w:rPr>
-        <w:t>Permanently and irreversibly delete all of your data from our servers</w:t>
+        <w:t>Your Google OAuth refresh token (Google login users only) — stored solely for: (1) syncing food expiry records to Google Calendar and Google Tasks if you enable that feature, and (2) revoking our OAuth access upon account deletion. It is used for absolutely nothing else.</w:t>
+      </w:r>
+    </w:p>
+    <w:p>
+      <w:pPr>
+        <w:spacing w:after="120"/>
+        <w:rPr>
+          <w:rFonts w:ascii="Roboto" w:hAnsi="Roboto"/>
+        </w:rPr>
+      </w:pPr>
+      <w:r>
+        <w:rPr>
+          <w:rFonts w:ascii="Roboto" w:hAnsi="Roboto"/>
+        </w:rPr>
+        <w:t>We do not store any other personal data on our servers. Food records, expiry data, and other locally generated content remain on your device and are not transmitted to or stored by our servers, except as described in Section 4.2 and Section 8.</w:t>
+      </w:r>
+    </w:p>
+    <w:p>
+      <w:pPr>
+        <w:pStyle w:val="Heading2"/>
+        <w:spacing w:before="280" w:after="100"/>
+        <w:rPr>
+          <w:rFonts w:ascii="Roboto" w:hAnsi="Roboto"/>
+        </w:rPr>
+      </w:pPr>
+      <w:r>
+        <w:rPr>
+          <w:rFonts w:ascii="Roboto" w:hAnsi="Roboto"/>
+        </w:rPr>
+        <w:t>4.2 On-Device Processing and AI Data</w:t>
+      </w:r>
+    </w:p>
+    <w:p>
+      <w:pPr>
+        <w:spacing w:after="120"/>
+        <w:rPr>
+          <w:rFonts w:ascii="Roboto" w:hAnsi="Roboto"/>
+        </w:rPr>
+      </w:pPr>
+      <w:r>
+        <w:rPr>
+          <w:rFonts w:ascii="Roboto" w:hAnsi="Roboto"/>
+        </w:rPr>
+        <w:t>Camera input, OCR processing, image classification, and voice input are processed entirely on your device. No raw images, audio recordings, or intermediate processing results are transmitted to or stored by our servers.</w:t>
+      </w:r>
+    </w:p>
+    <w:p>
+      <w:pPr>
+        <w:spacing w:after="120"/>
+        <w:rPr>
+          <w:rFonts w:ascii="Roboto" w:hAnsi="Roboto"/>
+        </w:rPr>
+      </w:pPr>
+      <w:r>
+        <w:rPr>
+          <w:rFonts w:ascii="Roboto" w:hAnsi="Roboto"/>
+        </w:rPr>
+        <w:t>When you use AI features, your prompt, relevant food records, and relevant donation center data are transmitted to our servers to generate an AI response. This data is processed in real time and is not stored, logged, or retained by us in any form after the response has been returned to your device.</w:t>
+      </w:r>
+    </w:p>
+    <w:p>
+      <w:pPr>
+        <w:spacing w:after="120"/>
+        <w:rPr>
+          <w:rFonts w:ascii="Roboto" w:hAnsi="Roboto"/>
+        </w:rPr>
+      </w:pPr>
+      <w:r>
+        <w:rPr>
+          <w:rFonts w:ascii="Roboto" w:hAnsi="Roboto"/>
+        </w:rPr>
+        <w:t>Medication records, reminder schedules, and dosage information stored in the Medication Reminder feature are saved exclusively on your device and are never transmitted to or accessible from our servers in any way.</w:t>
+      </w:r>
+    </w:p>
+    <w:p>
+      <w:pPr>
+        <w:spacing w:after="120"/>
+        <w:rPr>
+          <w:rFonts w:ascii="Roboto" w:hAnsi="Roboto"/>
+        </w:rPr>
+      </w:pPr>
+      <w:r>
+        <w:rPr>
+          <w:rFonts w:ascii="Roboto" w:hAnsi="Roboto"/>
+        </w:rPr>
+        <w:t>When you use the camera capture sub-feature within the Medication Reminder feature, the captured photo and OCR analysis results are transmitted to our servers and processed by Google Gemini (a third-party service operated by Google) to extract medication details. This data is processed in real time and is not stored, logged, or retained by us or Google after the result has been returned to your device.</w:t>
+      </w:r>
+    </w:p>
+    <w:p>
+      <w:pPr>
+        <w:pStyle w:val="Heading2"/>
+        <w:spacing w:before="280" w:after="100"/>
+        <w:rPr>
+          <w:rFonts w:ascii="Roboto" w:hAnsi="Roboto"/>
+        </w:rPr>
+      </w:pPr>
+      <w:r>
+        <w:rPr>
+          <w:rFonts w:ascii="Roboto" w:hAnsi="Roboto"/>
+        </w:rPr>
+        <w:t>4.3 Account Deletion</w:t>
+      </w:r>
+    </w:p>
+    <w:p>
+      <w:pPr>
+        <w:spacing w:after="120"/>
+        <w:rPr>
+          <w:rFonts w:ascii="Roboto" w:hAnsi="Roboto"/>
+        </w:rPr>
+      </w:pPr>
+      <w:r>
+        <w:rPr>
+          <w:rFonts w:ascii="Roboto" w:hAnsi="Roboto"/>
+        </w:rPr>
+        <w:t>You may permanently delete your account at any time by navigating to Settings &gt; Account within the app and confirming the deletion. Verification requires entry of the email address associated with your social login account and/or Face ID authentication.</w:t>
+      </w:r>
+    </w:p>
+    <w:p>
+      <w:pPr>
+        <w:spacing w:after="120"/>
+        <w:rPr>
+          <w:rFonts w:ascii="Roboto" w:hAnsi="Roboto"/>
+        </w:rPr>
+      </w:pPr>
+      <w:r>
+        <w:rPr>
+          <w:rFonts w:ascii="Roboto" w:hAnsi="Roboto"/>
+        </w:rPr>
+        <w:t>Upon confirmed deletion, we will:</w:t>
       </w:r>
     </w:p>
     <w:p>
@@ -734,7 +753,8 @@
         <w:rPr>
           <w:rFonts w:ascii="Roboto" w:hAnsi="Roboto"/>
         </w:rPr>
-        <w:t>Automatically revoke our access to your Google account by invalidating your OAuth refresh token via Google's OAuth revocation endpoint</w:t>
+        <w:lastRenderedPageBreak/>
+        <w:t>Permanently and irreversibly delete all of your data from our servers</w:t>
       </w:r>
     </w:p>
     <w:p>
@@ -753,273 +773,7 @@
         <w:rPr>
           <w:rFonts w:ascii="Roboto" w:hAnsi="Roboto"/>
         </w:rPr>
-        <w:t>Terminate your active session and all associated JWT tokens</w:t>
-      </w:r>
-    </w:p>
-    <w:p>
-      <w:pPr>
-        <w:spacing w:after="120"/>
-        <w:rPr>
-          <w:rFonts w:ascii="Roboto" w:hAnsi="Roboto"/>
-        </w:rPr>
-      </w:pPr>
-      <w:r>
-        <w:rPr>
-          <w:rFonts w:ascii="Roboto" w:hAnsi="Roboto"/>
-        </w:rPr>
-        <w:t>Account deletion is irreversible. Deleted data cannot be recovered.</w:t>
-      </w:r>
-    </w:p>
-    <w:p>
-      <w:pPr>
-        <w:pStyle w:val="Heading1"/>
-        <w:spacing w:before="400" w:after="160"/>
-        <w:rPr>
-          <w:rFonts w:ascii="Roboto" w:hAnsi="Roboto"/>
-        </w:rPr>
-      </w:pPr>
-      <w:r>
-        <w:rPr>
-          <w:rFonts w:ascii="Roboto" w:hAnsi="Roboto"/>
-        </w:rPr>
-        <w:t>5. Subscriptions and In-App Purchases</w:t>
-      </w:r>
-    </w:p>
-    <w:p>
-      <w:pPr>
-        <w:spacing w:after="120"/>
-        <w:rPr>
-          <w:rFonts w:ascii="Roboto" w:hAnsi="Roboto"/>
-        </w:rPr>
-      </w:pPr>
-      <w:r>
-        <w:rPr>
-          <w:rFonts w:ascii="Roboto" w:hAnsi="Roboto"/>
-        </w:rPr>
-        <w:lastRenderedPageBreak/>
-        <w:t>Food Ninja offers optional premium features through in-app purchases and auto-renewable subscriptions available via Apple's App Store. All billing, renewals, and refunds are handled exclusively by Apple in accordance with Apple's Terms of Sale and Subscription terms.</w:t>
-      </w:r>
-    </w:p>
-    <w:p>
-      <w:pPr>
-        <w:spacing w:after="120"/>
-        <w:rPr>
-          <w:rFonts w:ascii="Roboto" w:hAnsi="Roboto"/>
-        </w:rPr>
-      </w:pPr>
-      <w:r>
-        <w:rPr>
-          <w:rFonts w:ascii="Roboto" w:hAnsi="Roboto"/>
-        </w:rPr>
-        <w:t>By subscribing, you authorize Apple to charge your Apple ID account on a recurring basis. You may manage or cancel your subscription at any time through your device's App Store subscription settings. Cancellation takes effect at the end of the current billing period.</w:t>
-      </w:r>
-    </w:p>
-    <w:p>
-      <w:pPr>
-        <w:spacing w:after="120"/>
-        <w:rPr>
-          <w:rFonts w:ascii="Roboto" w:hAnsi="Roboto"/>
-        </w:rPr>
-      </w:pPr>
-      <w:r>
-        <w:rPr>
-          <w:rFonts w:ascii="Roboto" w:hAnsi="Roboto"/>
-        </w:rPr>
-        <w:t>We do not collect, process, or store any payment card information. All payment processing is performed solely by Apple.</w:t>
-      </w:r>
-    </w:p>
-    <w:p>
-      <w:pPr>
-        <w:pStyle w:val="Heading1"/>
-        <w:spacing w:before="400" w:after="160"/>
-        <w:rPr>
-          <w:rFonts w:ascii="Roboto" w:hAnsi="Roboto"/>
-        </w:rPr>
-      </w:pPr>
-      <w:r>
-        <w:rPr>
-          <w:rFonts w:ascii="Roboto" w:hAnsi="Roboto"/>
-        </w:rPr>
-        <w:t>6. AI Features and Disclaimer</w:t>
-      </w:r>
-    </w:p>
-    <w:p>
-      <w:pPr>
-        <w:spacing w:after="120"/>
-        <w:rPr>
-          <w:rFonts w:ascii="Roboto" w:hAnsi="Roboto"/>
-        </w:rPr>
-      </w:pPr>
-      <w:r>
-        <w:rPr>
-          <w:rFonts w:ascii="Roboto" w:hAnsi="Roboto"/>
-        </w:rPr>
-        <w:t>Food Ninja includes AI-powered features including recipe generation, meal planning suggestions, and donation eligibility assessments. These features are provided for informational and convenience purposes only.</w:t>
-      </w:r>
-    </w:p>
-    <w:p>
-      <w:pPr>
-        <w:spacing w:after="120"/>
-        <w:rPr>
-          <w:rFonts w:ascii="Roboto" w:hAnsi="Roboto"/>
-        </w:rPr>
-      </w:pPr>
-      <w:r>
-        <w:rPr>
-          <w:rFonts w:ascii="Roboto" w:hAnsi="Roboto"/>
-          <w:b/>
-          <w:bCs/>
-        </w:rPr>
-        <w:t xml:space="preserve">IMPORTANT DISCLAIMER: </w:t>
-      </w:r>
-      <w:r>
-        <w:rPr>
-          <w:rFonts w:ascii="Roboto" w:hAnsi="Roboto"/>
-        </w:rPr>
-        <w:t>AI-generated content, including recipe suggestions, meal plans, and donation eligibility assessments, may be inaccurate, incomplete, or unsuitable for your specific circumstances. We make no representations or warranties, express or implied, regarding the accuracy, reliability, completeness, or fitness for a particular purpose of any AI-generated output.</w:t>
-      </w:r>
-    </w:p>
-    <w:p>
-      <w:pPr>
-        <w:spacing w:after="120"/>
-        <w:rPr>
-          <w:rFonts w:ascii="Roboto" w:hAnsi="Roboto"/>
-        </w:rPr>
-      </w:pPr>
-      <w:r>
-        <w:rPr>
-          <w:rFonts w:ascii="Roboto" w:hAnsi="Roboto"/>
-          <w:b/>
-          <w:bCs/>
-        </w:rPr>
-        <w:t xml:space="preserve">TOTAL EXCLUSION OF AI LIABILITY: </w:t>
-      </w:r>
-      <w:r>
-        <w:rPr>
-          <w:rFonts w:ascii="Roboto" w:hAnsi="Roboto"/>
-        </w:rPr>
-        <w:t>TO THE MAXIMUM EXTENT PERMITTED BY APPLICABLE LAW, ALBERT HUANG SHALL HAVE ABSOLUTELY NO LIABILITY WHATSOEVER FOR ANY HARM, LOSS, ILLNESS, INJURY, DEATH, FINANCIAL DAMAGE, PROPERTY DAMAGE, OR ANY OTHER ADVERSE OUTCOME OF ANY KIND ARISING OUT OF OR RELATED TO YOUR USE OF OR RELIANCE ON ANY AI-GENERATED CONTENT, REGARDLESS OF THE LEGAL THEORY UNDER WHICH SUCH CLAIM IS BROUGHT (INCLUDING CONTRACT, TORT, NEGLIGENCE, STRICT LIABILITY, OR OTHERWISE) AND EVEN IF ADVISED OF THE POSSIBILITY OF SUCH DAMAGE. THIS EXCLUSION APPLIES IN FULL AND IS NOT SUBJECT TO THE GENERAL LIABILITY CAP IN SECTION 12.</w:t>
-      </w:r>
-    </w:p>
-    <w:p>
-      <w:pPr>
-        <w:spacing w:after="120"/>
-        <w:rPr>
-          <w:rFonts w:ascii="Roboto" w:hAnsi="Roboto"/>
-        </w:rPr>
-      </w:pPr>
-      <w:r>
-        <w:rPr>
-          <w:rFonts w:ascii="Roboto" w:hAnsi="Roboto"/>
-        </w:rPr>
-        <w:t>Always exercise independent judgment and consult qualified professionals (including medical, nutritional, or food safety professionals) as appropriate before acting on any AI-generated content.</w:t>
-      </w:r>
-    </w:p>
-    <w:p>
-      <w:pPr>
-        <w:spacing w:after="120"/>
-        <w:rPr>
-          <w:rFonts w:ascii="Roboto" w:hAnsi="Roboto"/>
-        </w:rPr>
-      </w:pPr>
-      <w:r>
-        <w:rPr>
-          <w:rFonts w:ascii="Roboto" w:hAnsi="Roboto"/>
-        </w:rPr>
-        <w:t>Donation eligibility information provided by the AI is indicative only. Final eligibility decisions rest solely with individual donation centers.</w:t>
-      </w:r>
-    </w:p>
-    <w:p>
-      <w:pPr>
-        <w:pStyle w:val="Heading1"/>
-        <w:spacing w:before="400" w:after="160"/>
-        <w:rPr>
-          <w:rFonts w:ascii="Roboto" w:hAnsi="Roboto"/>
-        </w:rPr>
-      </w:pPr>
-      <w:r>
-        <w:rPr>
-          <w:rFonts w:ascii="Roboto" w:hAnsi="Roboto"/>
-        </w:rPr>
-        <w:t>7. Map, Location Services, and Donation Center Database</w:t>
-      </w:r>
-    </w:p>
-    <w:p>
-      <w:pPr>
-        <w:spacing w:after="120"/>
-        <w:rPr>
-          <w:rFonts w:ascii="Roboto" w:hAnsi="Roboto"/>
-        </w:rPr>
-      </w:pPr>
-      <w:r>
-        <w:rPr>
-          <w:rFonts w:ascii="Roboto" w:hAnsi="Roboto"/>
-        </w:rPr>
-        <w:t>The Service uses Apple Maps (MapKit) to display donation center locations. Location data used for map display is processed in accordance with Apple's privacy policies. We do not store your precise location on our servers.</w:t>
-      </w:r>
-    </w:p>
-    <w:p>
-      <w:pPr>
-        <w:spacing w:after="120"/>
-        <w:rPr>
-          <w:rFonts w:ascii="Roboto" w:hAnsi="Roboto"/>
-        </w:rPr>
-      </w:pPr>
-      <w:r>
-        <w:rPr>
-          <w:rFonts w:ascii="Roboto" w:hAnsi="Roboto"/>
-        </w:rPr>
-        <w:t>Location access is used solely to provide map functionality within the app. You may deny location permissions in your device settings; map features may have limited functionality as a result.</w:t>
-      </w:r>
-    </w:p>
-    <w:p>
-      <w:pPr>
-        <w:spacing w:after="120"/>
-        <w:rPr>
-          <w:rFonts w:ascii="Roboto" w:hAnsi="Roboto"/>
-        </w:rPr>
-      </w:pPr>
-      <w:r>
-        <w:rPr>
-          <w:rFonts w:ascii="Roboto" w:hAnsi="Roboto"/>
-        </w:rPr>
-        <w:t xml:space="preserve">The donation center database featured in Food Ninja is manually curated and maintained by the developer. While we make reasonable efforts to keep it accurate and up to date, we make no representations or warranties regarding the accuracy, completeness, current operating status, </w:t>
-      </w:r>
-      <w:r>
-        <w:rPr>
-          <w:rFonts w:ascii="Roboto" w:hAnsi="Roboto"/>
-        </w:rPr>
-        <w:lastRenderedPageBreak/>
-        <w:t>or eligibility criteria of any listed donation center. Information may be outdated or incorrect. You should independently verify the details of any donation center before making a visit or donation.</w:t>
-      </w:r>
-    </w:p>
-    <w:p>
-      <w:pPr>
-        <w:pStyle w:val="Heading1"/>
-        <w:spacing w:before="400" w:after="160"/>
-        <w:rPr>
-          <w:rFonts w:ascii="Roboto" w:hAnsi="Roboto"/>
-        </w:rPr>
-      </w:pPr>
-      <w:r>
-        <w:rPr>
-          <w:rFonts w:ascii="Roboto" w:hAnsi="Roboto"/>
-        </w:rPr>
-        <w:t>8. Third-Party Services and Calendar Integration</w:t>
-      </w:r>
-    </w:p>
-    <w:p>
-      <w:pPr>
-        <w:spacing w:after="120"/>
-        <w:rPr>
-          <w:rFonts w:ascii="Roboto" w:hAnsi="Roboto"/>
-        </w:rPr>
-      </w:pPr>
-      <w:r>
-        <w:rPr>
-          <w:rFonts w:ascii="Roboto" w:hAnsi="Roboto"/>
-        </w:rPr>
-        <w:t>The Service integrates the following third-party services:</w:t>
+        <w:t>Automatically revoke our access to your Google account by invalidating your OAuth refresh token via Google's OAuth revocation endpoint</w:t>
       </w:r>
     </w:p>
     <w:p>
@@ -1038,7 +792,367 @@
         <w:rPr>
           <w:rFonts w:ascii="Roboto" w:hAnsi="Roboto"/>
         </w:rPr>
-        <w:t>Sign in with Apple — governed by Apple's Terms of Service and Privacy Policy</w:t>
+        <w:t>Terminate your active session and all associated JWT tokens</w:t>
+      </w:r>
+    </w:p>
+    <w:p>
+      <w:pPr>
+        <w:spacing w:after="120"/>
+        <w:rPr>
+          <w:rFonts w:ascii="Roboto" w:hAnsi="Roboto"/>
+        </w:rPr>
+      </w:pPr>
+      <w:r>
+        <w:rPr>
+          <w:rFonts w:ascii="Roboto" w:hAnsi="Roboto"/>
+        </w:rPr>
+        <w:t>Account deletion is irreversible. Deleted data cannot be recovered.</w:t>
+      </w:r>
+    </w:p>
+    <w:p>
+      <w:pPr>
+        <w:pStyle w:val="Heading1"/>
+        <w:spacing w:before="400" w:after="160"/>
+        <w:rPr>
+          <w:rFonts w:ascii="Roboto" w:hAnsi="Roboto"/>
+        </w:rPr>
+      </w:pPr>
+      <w:r>
+        <w:rPr>
+          <w:rFonts w:ascii="Roboto" w:hAnsi="Roboto"/>
+        </w:rPr>
+        <w:t>5. Subscriptions and In-App Purchases</w:t>
+      </w:r>
+    </w:p>
+    <w:p>
+      <w:pPr>
+        <w:spacing w:after="120"/>
+        <w:rPr>
+          <w:rFonts w:ascii="Roboto" w:hAnsi="Roboto"/>
+        </w:rPr>
+      </w:pPr>
+      <w:r>
+        <w:rPr>
+          <w:rFonts w:ascii="Roboto" w:hAnsi="Roboto"/>
+        </w:rPr>
+        <w:t>Food Ninja offers optional premium features through in-app purchases and auto-renewable subscriptions available via Apple's App Store. All billing, renewals, and refunds are handled exclusively by Apple in accordance with Apple's Terms of Sale and Subscription terms.</w:t>
+      </w:r>
+    </w:p>
+    <w:p>
+      <w:pPr>
+        <w:spacing w:after="120"/>
+        <w:rPr>
+          <w:rFonts w:ascii="Roboto" w:hAnsi="Roboto"/>
+        </w:rPr>
+      </w:pPr>
+      <w:r>
+        <w:rPr>
+          <w:rFonts w:ascii="Roboto" w:hAnsi="Roboto"/>
+        </w:rPr>
+        <w:t>By subscribing, you authorize Apple to charge your Apple ID account on a recurring basis. You may manage or cancel your subscription at any time through your device's App Store subscription settings. Cancellation takes effect at the end of the current billing period.</w:t>
+      </w:r>
+    </w:p>
+    <w:p>
+      <w:pPr>
+        <w:spacing w:after="120"/>
+        <w:rPr>
+          <w:rFonts w:ascii="Roboto" w:hAnsi="Roboto"/>
+        </w:rPr>
+      </w:pPr>
+      <w:r>
+        <w:rPr>
+          <w:rFonts w:ascii="Roboto" w:hAnsi="Roboto"/>
+        </w:rPr>
+        <w:t>We do not collect, process, or store any payment card information. All payment processing is performed solely by Apple.</w:t>
+      </w:r>
+    </w:p>
+    <w:p>
+      <w:pPr>
+        <w:pStyle w:val="Heading1"/>
+        <w:spacing w:before="400" w:after="160"/>
+        <w:rPr>
+          <w:rFonts w:ascii="Roboto" w:hAnsi="Roboto"/>
+        </w:rPr>
+      </w:pPr>
+      <w:r>
+        <w:rPr>
+          <w:rFonts w:ascii="Roboto" w:hAnsi="Roboto"/>
+        </w:rPr>
+        <w:t>6. AI Features and Disclaimer</w:t>
+      </w:r>
+    </w:p>
+    <w:p>
+      <w:pPr>
+        <w:spacing w:after="120"/>
+        <w:rPr>
+          <w:rFonts w:ascii="Roboto" w:hAnsi="Roboto"/>
+        </w:rPr>
+      </w:pPr>
+      <w:r>
+        <w:rPr>
+          <w:rFonts w:ascii="Roboto" w:hAnsi="Roboto"/>
+        </w:rPr>
+        <w:t>Food Ninja includes AI-powered features including recipe generation, meal planning suggestions, and donation eligibility assessments. These features are provided for informational and convenience purposes only.</w:t>
+      </w:r>
+    </w:p>
+    <w:p>
+      <w:pPr>
+        <w:spacing w:after="120"/>
+        <w:rPr>
+          <w:rFonts w:ascii="Roboto" w:hAnsi="Roboto"/>
+        </w:rPr>
+      </w:pPr>
+      <w:r>
+        <w:rPr>
+          <w:rFonts w:ascii="Roboto" w:hAnsi="Roboto"/>
+          <w:b/>
+          <w:bCs/>
+        </w:rPr>
+        <w:t xml:space="preserve">IMPORTANT DISCLAIMER: </w:t>
+      </w:r>
+      <w:r>
+        <w:rPr>
+          <w:rFonts w:ascii="Roboto" w:hAnsi="Roboto"/>
+        </w:rPr>
+        <w:t>AI-generated content, including recipe suggestions, meal plans, and donation eligibility assessments, may be inaccurate, incomplete, or unsuitable for your specific circumstances. We make no representations or warranties, express or implied, regarding the accuracy, reliability, completeness, or fitness for a particular purpose of any AI-generated output.</w:t>
+      </w:r>
+    </w:p>
+    <w:p>
+      <w:pPr>
+        <w:spacing w:after="120"/>
+        <w:rPr>
+          <w:rFonts w:ascii="Roboto" w:hAnsi="Roboto"/>
+        </w:rPr>
+      </w:pPr>
+      <w:r>
+        <w:rPr>
+          <w:rFonts w:ascii="Roboto" w:hAnsi="Roboto"/>
+          <w:b/>
+          <w:bCs/>
+        </w:rPr>
+        <w:t xml:space="preserve">TOTAL EXCLUSION OF AI LIABILITY: </w:t>
+      </w:r>
+      <w:r>
+        <w:rPr>
+          <w:rFonts w:ascii="Roboto" w:hAnsi="Roboto"/>
+        </w:rPr>
+        <w:t>TO THE MAXIMUM EXTENT PERMITTED BY APPLICABLE LAW, ALBERT HUANG SHALL HAVE ABSOLUTELY NO LIABILITY WHATSOEVER FOR ANY HARM, LOSS, ILLNESS, INJURY, DEATH, FINANCIAL DAMAGE, PROPERTY DAMAGE, OR ANY OTHER ADVERSE OUTCOME OF ANY KIND ARISING OUT OF OR RELATED TO YOUR USE OF OR RELIANCE ON ANY AI-GENERATED CONTENT, REGARDLESS OF THE LEGAL THEORY UNDER WHICH SUCH CLAIM IS BROUGHT (INCLUDING CONTRACT, TORT, NEGLIGENCE, STRICT LIABILITY, OR OTHERWISE) AND EVEN IF ADVISED OF THE POSSIBILITY OF SUCH DAMAGE. THIS EXCLUSION APPLIES IN FULL AND IS NOT SUBJECT TO THE GENERAL LIABILITY CAP IN SECTION 12.</w:t>
+      </w:r>
+    </w:p>
+    <w:p>
+      <w:pPr>
+        <w:spacing w:after="120"/>
+        <w:rPr>
+          <w:rFonts w:ascii="Roboto" w:hAnsi="Roboto"/>
+        </w:rPr>
+      </w:pPr>
+      <w:r>
+        <w:rPr>
+          <w:rFonts w:ascii="Roboto" w:hAnsi="Roboto"/>
+        </w:rPr>
+        <w:t>Always exercise independent judgment and consult qualified professionals (including medical, nutritional, or food safety professionals) as appropriate before acting on any AI-generated content.</w:t>
+      </w:r>
+    </w:p>
+    <w:p>
+      <w:pPr>
+        <w:spacing w:after="120"/>
+        <w:rPr>
+          <w:rFonts w:ascii="Roboto" w:hAnsi="Roboto"/>
+        </w:rPr>
+      </w:pPr>
+      <w:r>
+        <w:rPr>
+          <w:rFonts w:ascii="Roboto" w:hAnsi="Roboto"/>
+        </w:rPr>
+        <w:t>Donation eligibility information provided by the AI is indicative only. Final eligibility decisions rest solely with individual donation centers.</w:t>
+      </w:r>
+    </w:p>
+    <w:p>
+      <w:pPr>
+        <w:pStyle w:val="Heading1"/>
+        <w:spacing w:before="400" w:after="160"/>
+        <w:rPr>
+          <w:rFonts w:ascii="Roboto" w:hAnsi="Roboto"/>
+        </w:rPr>
+      </w:pPr>
+      <w:r>
+        <w:rPr>
+          <w:rFonts w:ascii="Roboto" w:hAnsi="Roboto"/>
+        </w:rPr>
+        <w:t>6A. Medication Feature and Disclaimer</w:t>
+      </w:r>
+    </w:p>
+    <w:p>
+      <w:pPr>
+        <w:spacing w:after="120"/>
+        <w:rPr>
+          <w:rFonts w:ascii="Roboto" w:hAnsi="Roboto"/>
+        </w:rPr>
+      </w:pPr>
+      <w:r>
+        <w:rPr>
+          <w:rFonts w:ascii="Roboto" w:hAnsi="Roboto"/>
+        </w:rPr>
+        <w:lastRenderedPageBreak/>
+        <w:t>Food Ninja includes a Medication Reminder feature that allows you to schedule on-device alarms to remind you to take your medications. This feature is designed to help reduce medication waste and is provided as a personal convenience tool only.</w:t>
+      </w:r>
+    </w:p>
+    <w:p>
+      <w:pPr>
+        <w:spacing w:after="120"/>
+        <w:rPr>
+          <w:rFonts w:ascii="Roboto" w:hAnsi="Roboto"/>
+        </w:rPr>
+      </w:pPr>
+      <w:r>
+        <w:rPr>
+          <w:rFonts w:ascii="Roboto" w:hAnsi="Roboto"/>
+          <w:b/>
+          <w:bCs/>
+        </w:rPr>
+        <w:t xml:space="preserve">IMPORTANT DISCLAIMER: </w:t>
+      </w:r>
+      <w:r>
+        <w:rPr>
+          <w:rFonts w:ascii="Roboto" w:hAnsi="Roboto"/>
+        </w:rPr>
+        <w:t>The Medication Reminder feature is not a professional medical service and does not guarantee 100% reliability for medication management. Reminder alarms are subject to device conditions, operating system restrictions, and user settings. We make no representations or warranties regarding the accuracy, reliability, or completeness of medication reminder delivery.</w:t>
+      </w:r>
+    </w:p>
+    <w:p>
+      <w:pPr>
+        <w:spacing w:after="120"/>
+        <w:rPr>
+          <w:rFonts w:ascii="Roboto" w:hAnsi="Roboto"/>
+        </w:rPr>
+      </w:pPr>
+      <w:r>
+        <w:rPr>
+          <w:rFonts w:ascii="Roboto" w:hAnsi="Roboto"/>
+          <w:b/>
+          <w:bCs/>
+        </w:rPr>
+        <w:t xml:space="preserve">TOTAL EXCLUSION OF MEDICATION FEATURE LIABILITY: </w:t>
+      </w:r>
+      <w:r>
+        <w:rPr>
+          <w:rFonts w:ascii="Roboto" w:hAnsi="Roboto"/>
+        </w:rPr>
+        <w:t>TO THE MAXIMUM EXTENT PERMITTED BY APPLICABLE LAW, ALBERT HUANG SHALL HAVE ABSOLUTELY NO LIABILITY WHATSOEVER FOR ANY MISSED DOSES, MEDICATION ERRORS, HARM, LOSS, ILLNESS, INJURY, DEATH, OR ANY OTHER ADVERSE OUTCOME OF ANY KIND ARISING OUT OF OR RELATED TO YOUR USE OF OR RELIANCE ON THE MEDICATION REMINDER FEATURE, REGARDLESS OF THE LEGAL THEORY UNDER WHICH SUCH CLAIM IS BROUGHT (INCLUDING CONTRACT, TORT, NEGLIGENCE, STRICT LIABILITY, OR OTHERWISE) AND EVEN IF ADVISED OF THE POSSIBILITY OF SUCH DAMAGE. THIS EXCLUSION APPLIES IN FULL AND IS NOT SUBJECT TO THE GENERAL LIABILITY CAP IN SECTION 12.</w:t>
+      </w:r>
+    </w:p>
+    <w:p>
+      <w:pPr>
+        <w:spacing w:after="120"/>
+        <w:rPr>
+          <w:rFonts w:ascii="Roboto" w:hAnsi="Roboto"/>
+        </w:rPr>
+      </w:pPr>
+      <w:r>
+        <w:rPr>
+          <w:rFonts w:ascii="Roboto" w:hAnsi="Roboto"/>
+        </w:rPr>
+        <w:t>Always consult a qualified healthcare professional regarding your medication regimen. Do not rely solely on this feature for critical medication management.</w:t>
+      </w:r>
+    </w:p>
+    <w:p>
+      <w:pPr>
+        <w:spacing w:after="120"/>
+        <w:rPr>
+          <w:rFonts w:ascii="Roboto" w:hAnsi="Roboto"/>
+        </w:rPr>
+      </w:pPr>
+      <w:r>
+        <w:rPr>
+          <w:rFonts w:ascii="Roboto" w:hAnsi="Roboto"/>
+        </w:rPr>
+        <w:t>When you use the camera capture sub-feature to photograph a medication label, the photo and OCR analysis results are transmitted to our servers and processed by Google Gemini solely to extract and pre-fill medication details. This data is not stored, logged, or retained by us or Google after the result is returned to your device.</w:t>
+      </w:r>
+    </w:p>
+    <w:p>
+      <w:pPr>
+        <w:pStyle w:val="Heading1"/>
+        <w:spacing w:before="400" w:after="160"/>
+        <w:rPr>
+          <w:rFonts w:ascii="Roboto" w:hAnsi="Roboto"/>
+        </w:rPr>
+      </w:pPr>
+      <w:r>
+        <w:rPr>
+          <w:rFonts w:ascii="Roboto" w:hAnsi="Roboto"/>
+        </w:rPr>
+        <w:t>7. Map, Location Services, and Donation Center Database</w:t>
+      </w:r>
+    </w:p>
+    <w:p>
+      <w:pPr>
+        <w:spacing w:after="120"/>
+        <w:rPr>
+          <w:rFonts w:ascii="Roboto" w:hAnsi="Roboto"/>
+        </w:rPr>
+      </w:pPr>
+      <w:r>
+        <w:rPr>
+          <w:rFonts w:ascii="Roboto" w:hAnsi="Roboto"/>
+        </w:rPr>
+        <w:t>The Service uses Apple Maps (MapKit) to display donation center locations. Location data used for map display is processed in accordance with Apple's privacy policies. We do not store your precise location on our servers.</w:t>
+      </w:r>
+    </w:p>
+    <w:p>
+      <w:pPr>
+        <w:spacing w:after="120"/>
+        <w:rPr>
+          <w:rFonts w:ascii="Roboto" w:hAnsi="Roboto"/>
+        </w:rPr>
+      </w:pPr>
+      <w:r>
+        <w:rPr>
+          <w:rFonts w:ascii="Roboto" w:hAnsi="Roboto"/>
+        </w:rPr>
+        <w:t>Location access is used solely to provide map functionality within the app. You may deny location permissions in your device settings; map features may have limited functionality as a result.</w:t>
+      </w:r>
+    </w:p>
+    <w:p>
+      <w:pPr>
+        <w:spacing w:after="120"/>
+        <w:rPr>
+          <w:rFonts w:ascii="Roboto" w:hAnsi="Roboto"/>
+        </w:rPr>
+      </w:pPr>
+      <w:r>
+        <w:rPr>
+          <w:rFonts w:ascii="Roboto" w:hAnsi="Roboto"/>
+        </w:rPr>
+        <w:t>The donation center database featured in Food Ninja is manually curated and maintained by the developer. While we make reasonable efforts to keep it accurate and up to date, we make no representations or warranties regarding the accuracy, completeness, current operating status, or eligibility criteria of any listed donation center. Information may be outdated or incorrect. You should independently verify the details of any donation center before making a visit or donation.</w:t>
+      </w:r>
+    </w:p>
+    <w:p>
+      <w:pPr>
+        <w:pStyle w:val="Heading1"/>
+        <w:spacing w:before="400" w:after="160"/>
+        <w:rPr>
+          <w:rFonts w:ascii="Roboto" w:hAnsi="Roboto"/>
+        </w:rPr>
+      </w:pPr>
+      <w:r>
+        <w:rPr>
+          <w:rFonts w:ascii="Roboto" w:hAnsi="Roboto"/>
+        </w:rPr>
+        <w:t>8. Third-Party Services and Calendar Integration</w:t>
+      </w:r>
+    </w:p>
+    <w:p>
+      <w:pPr>
+        <w:spacing w:after="120"/>
+        <w:rPr>
+          <w:rFonts w:ascii="Roboto" w:hAnsi="Roboto"/>
+        </w:rPr>
+      </w:pPr>
+      <w:r>
+        <w:rPr>
+          <w:rFonts w:ascii="Roboto" w:hAnsi="Roboto"/>
+        </w:rPr>
+        <w:t>The Service integrates the following third-party services:</w:t>
       </w:r>
     </w:p>
     <w:p>
@@ -1057,7 +1171,7 @@
         <w:rPr>
           <w:rFonts w:ascii="Roboto" w:hAnsi="Roboto"/>
         </w:rPr>
-        <w:t>Sign in with Google — governed by Google's Terms of Service and Privacy Policy</w:t>
+        <w:t>Sign in with Apple — governed by Apple's Terms of Service and Privacy Policy</w:t>
       </w:r>
     </w:p>
     <w:p>
@@ -1076,7 +1190,7 @@
         <w:rPr>
           <w:rFonts w:ascii="Roboto" w:hAnsi="Roboto"/>
         </w:rPr>
-        <w:t>Apple Maps (MapKit) — governed by Apple's Terms of Service</w:t>
+        <w:t>Sign in with Google — governed by Google's Terms of Service and Privacy Policy</w:t>
       </w:r>
     </w:p>
     <w:p>
@@ -1095,7 +1209,7 @@
         <w:rPr>
           <w:rFonts w:ascii="Roboto" w:hAnsi="Roboto"/>
         </w:rPr>
-        <w:t>Google Calendar and Google Tasks (optional, user-activated) — governed by Google's Terms of Service and Privacy Policy</w:t>
+        <w:t>Apple Maps (MapKit) — governed by Apple's Terms of Service</w:t>
       </w:r>
     </w:p>
     <w:p>
@@ -1114,7 +1228,8 @@
         <w:rPr>
           <w:rFonts w:ascii="Roboto" w:hAnsi="Roboto"/>
         </w:rPr>
-        <w:t>Apple Calendar and Apple Reminders (optional, user-activated) — governed by Apple's Terms of Service and Privacy Policy</w:t>
+        <w:lastRenderedPageBreak/>
+        <w:t>Google Calendar and Google Tasks (optional, user-activated) — governed by Google's Terms of Service and Privacy Policy</w:t>
       </w:r>
     </w:p>
     <w:p>
@@ -1131,155 +1246,9 @@
       </w:pPr>
       <w:r>
         <w:rPr>
-          <w:rFonts w:ascii="Roboto" w:hAnsi="Roboto" w:hint="eastAsia"/>
-          <w:lang w:eastAsia="zh-TW"/>
-        </w:rPr>
-        <w:t>TheG</w:t>
-      </w:r>
-      <w:r>
-        <w:rPr>
-          <w:rFonts w:ascii="Roboto" w:hAnsi="Roboto"/>
-          <w:lang w:val="en-US" w:eastAsia="zh-TW"/>
-        </w:rPr>
-        <w:t xml:space="preserve">oodAPI </w:t>
-      </w:r>
-      <w:r>
-        <w:rPr>
-          <w:rFonts w:ascii="Roboto" w:hAnsi="Roboto"/>
-        </w:rPr>
-        <w:t>—</w:t>
-      </w:r>
-      <w:r>
-        <w:rPr>
-          <w:rFonts w:ascii="Roboto" w:hAnsi="Roboto"/>
-        </w:rPr>
-        <w:t xml:space="preserve"> planting trees in the app </w:t>
-      </w:r>
-      <w:r>
-        <w:rPr>
-          <w:rFonts w:ascii="Roboto" w:hAnsi="Roboto"/>
-        </w:rPr>
-        <w:t>—</w:t>
-      </w:r>
-      <w:r>
-        <w:rPr>
-          <w:rFonts w:ascii="Roboto" w:hAnsi="Roboto"/>
-        </w:rPr>
-        <w:t xml:space="preserve"> no data </w:t>
-      </w:r>
-      <w:r>
-        <w:rPr>
-          <w:rFonts w:ascii="Roboto" w:hAnsi="Roboto"/>
-        </w:rPr>
-        <w:t>shared</w:t>
-      </w:r>
-    </w:p>
-    <w:p>
-      <w:pPr>
-        <w:spacing w:after="80"/>
-        <w:rPr>
-          <w:rFonts w:ascii="Roboto" w:hAnsi="Roboto"/>
-        </w:rPr>
-      </w:pPr>
-    </w:p>
-    <w:p>
-      <w:pPr>
-        <w:spacing w:after="120"/>
-        <w:rPr>
-          <w:rFonts w:ascii="Roboto" w:hAnsi="Roboto"/>
-        </w:rPr>
-      </w:pPr>
-      <w:r>
-        <w:rPr>
-          <w:rFonts w:ascii="Roboto" w:hAnsi="Roboto"/>
-        </w:rPr>
-        <w:t>Calendar and Reminders Sync: You may optionally enable syncing of your food expiry records to Google Calendar, Google Tasks, Apple Calendar, and/or Apple Reminders. This feature requires granting the app the necessary permissions on your device. For Google Calendar and Google Tasks sync, we use your stored Google OAuth refresh token solely to perform sync operations on your behalf. This token is used for no other purpose. You may revoke this access at any time by disabling the sync feature in the app or by deleting your account.</w:t>
-      </w:r>
-    </w:p>
-    <w:p>
-      <w:pPr>
-        <w:spacing w:after="120"/>
-        <w:rPr>
-          <w:rFonts w:ascii="Roboto" w:hAnsi="Roboto"/>
-        </w:rPr>
-      </w:pPr>
-      <w:r>
-        <w:rPr>
-          <w:rFonts w:ascii="Roboto" w:hAnsi="Roboto"/>
-        </w:rPr>
-        <w:t>We are not responsible for the privacy practices or content of these third-party services. Your use of these services is subject to their respective terms and policies.</w:t>
-      </w:r>
-    </w:p>
-    <w:p>
-      <w:pPr>
-        <w:pStyle w:val="Heading1"/>
-        <w:spacing w:before="400" w:after="160"/>
-        <w:rPr>
-          <w:rFonts w:ascii="Roboto" w:hAnsi="Roboto"/>
-        </w:rPr>
-      </w:pPr>
-      <w:r>
-        <w:rPr>
-          <w:rFonts w:ascii="Roboto" w:hAnsi="Roboto"/>
-        </w:rPr>
-        <w:t>9. Intellectual Property</w:t>
-      </w:r>
-    </w:p>
-    <w:p>
-      <w:pPr>
-        <w:spacing w:after="120"/>
-        <w:rPr>
-          <w:rFonts w:ascii="Roboto" w:hAnsi="Roboto"/>
-        </w:rPr>
-      </w:pPr>
-      <w:r>
-        <w:rPr>
-          <w:rFonts w:ascii="Roboto" w:hAnsi="Roboto"/>
-        </w:rPr>
-        <w:t>All content, design, code, trademarks, and materials within the Service, including but not limited to the Food Ninja name, logo, user interface, and original text, are the exclusive intellectual property of Albert Huang and are protected by applicable copyright, trademark, and intellectual property laws.</w:t>
-      </w:r>
-    </w:p>
-    <w:p>
-      <w:pPr>
-        <w:spacing w:after="120"/>
-        <w:rPr>
-          <w:rFonts w:ascii="Roboto" w:hAnsi="Roboto"/>
-        </w:rPr>
-      </w:pPr>
-      <w:r>
-        <w:rPr>
-          <w:rFonts w:ascii="Roboto" w:hAnsi="Roboto"/>
-        </w:rPr>
-        <w:t>You are granted a limited, non-exclusive, non-transferable, revocable license to use the Service for personal, non-commercial purposes in accordance with these Terms. You may not copy, modify, distribute, sell, sublicense, or create derivative works from any part of the Service without our prior written permission.</w:t>
-      </w:r>
-    </w:p>
-    <w:p>
-      <w:pPr>
-        <w:pStyle w:val="Heading1"/>
-        <w:spacing w:before="400" w:after="160"/>
-        <w:rPr>
-          <w:rFonts w:ascii="Roboto" w:hAnsi="Roboto"/>
-        </w:rPr>
-      </w:pPr>
-      <w:r>
-        <w:rPr>
-          <w:rFonts w:ascii="Roboto" w:hAnsi="Roboto"/>
-        </w:rPr>
-        <w:t>10. Prohibited Conduct</w:t>
-      </w:r>
-    </w:p>
-    <w:p>
-      <w:pPr>
-        <w:spacing w:after="120"/>
-        <w:rPr>
-          <w:rFonts w:ascii="Roboto" w:hAnsi="Roboto"/>
-        </w:rPr>
-      </w:pPr>
-      <w:r>
-        <w:rPr>
-          <w:rFonts w:ascii="Roboto" w:hAnsi="Roboto"/>
-        </w:rPr>
-        <w:t>You agree not to:</w:t>
+          <w:rFonts w:ascii="Roboto" w:hAnsi="Roboto"/>
+        </w:rPr>
+        <w:t>Apple Calendar and Apple Reminders (optional, user-activated) — governed by Apple's Terms of Service and Privacy Policy</w:t>
       </w:r>
     </w:p>
     <w:p>
@@ -1296,9 +1265,140 @@
       </w:pPr>
       <w:r>
         <w:rPr>
-          <w:rFonts w:ascii="Roboto" w:hAnsi="Roboto"/>
-        </w:rPr>
-        <w:t>Use the Service for any unlawful purpose or in violation of these Terms</w:t>
+          <w:rFonts w:ascii="Roboto" w:hAnsi="Roboto" w:hint="eastAsia"/>
+          <w:lang w:eastAsia="zh-TW"/>
+        </w:rPr>
+        <w:t>TheG</w:t>
+      </w:r>
+      <w:proofErr w:type="spellStart"/>
+      <w:r>
+        <w:rPr>
+          <w:rFonts w:ascii="Roboto" w:hAnsi="Roboto"/>
+          <w:lang w:val="en-US" w:eastAsia="zh-TW"/>
+        </w:rPr>
+        <w:t>oodAPI</w:t>
+      </w:r>
+      <w:proofErr w:type="spellEnd"/>
+      <w:r>
+        <w:rPr>
+          <w:rFonts w:ascii="Roboto" w:hAnsi="Roboto"/>
+          <w:lang w:val="en-US" w:eastAsia="zh-TW"/>
+        </w:rPr>
+        <w:t xml:space="preserve"> </w:t>
+      </w:r>
+      <w:r>
+        <w:rPr>
+          <w:rFonts w:ascii="Roboto" w:hAnsi="Roboto"/>
+        </w:rPr>
+        <w:t>— planting trees in the app — no data shared</w:t>
+      </w:r>
+    </w:p>
+    <w:p>
+      <w:pPr>
+        <w:spacing w:after="80"/>
+        <w:rPr>
+          <w:rFonts w:ascii="Roboto" w:hAnsi="Roboto"/>
+        </w:rPr>
+      </w:pPr>
+    </w:p>
+    <w:p>
+      <w:pPr>
+        <w:spacing w:after="120"/>
+        <w:rPr>
+          <w:rFonts w:ascii="Roboto" w:hAnsi="Roboto"/>
+        </w:rPr>
+      </w:pPr>
+      <w:r>
+        <w:rPr>
+          <w:rFonts w:ascii="Roboto" w:hAnsi="Roboto"/>
+        </w:rPr>
+        <w:t>Calendar and Reminders Sync: You may optionally enable syncing of your food expiry records to Google Calendar, Google Tasks, Apple Calendar, and/or Apple Reminders. This feature requires granting the app the necessary permissions on your device. For Google Calendar and Google Tasks sync, we use your stored Google OAuth refresh token solely to perform sync operations on your behalf. This token is used for no other purpose. You may revoke this access at any time by disabling the sync feature in the app or by deleting your account.</w:t>
+      </w:r>
+    </w:p>
+    <w:p>
+      <w:pPr>
+        <w:spacing w:after="120"/>
+        <w:rPr>
+          <w:rFonts w:ascii="Roboto" w:hAnsi="Roboto"/>
+        </w:rPr>
+      </w:pPr>
+      <w:r>
+        <w:rPr>
+          <w:rFonts w:ascii="Roboto" w:hAnsi="Roboto"/>
+        </w:rPr>
+        <w:t>We are not responsible for the privacy practices or content of these third-party services. Your use of these services is subject to their respective terms and policies.</w:t>
+      </w:r>
+    </w:p>
+    <w:p>
+      <w:pPr>
+        <w:pStyle w:val="Heading1"/>
+        <w:spacing w:before="400" w:after="160"/>
+        <w:rPr>
+          <w:rFonts w:ascii="Roboto" w:hAnsi="Roboto"/>
+        </w:rPr>
+      </w:pPr>
+      <w:r>
+        <w:rPr>
+          <w:rFonts w:ascii="Roboto" w:hAnsi="Roboto"/>
+        </w:rPr>
+        <w:t>9. Intellectual Property</w:t>
+      </w:r>
+    </w:p>
+    <w:p>
+      <w:pPr>
+        <w:spacing w:after="120"/>
+        <w:rPr>
+          <w:rFonts w:ascii="Roboto" w:hAnsi="Roboto"/>
+        </w:rPr>
+      </w:pPr>
+      <w:r>
+        <w:rPr>
+          <w:rFonts w:ascii="Roboto" w:hAnsi="Roboto"/>
+        </w:rPr>
+        <w:t>All content, design, code, trademarks, and materials within the Service, including but not limited to the Food Ninja name, logo, user interface, and original text, are the exclusive intellectual property of Albert Huang and are protected by applicable copyright, trademark, and intellectual property laws.</w:t>
+      </w:r>
+    </w:p>
+    <w:p>
+      <w:pPr>
+        <w:spacing w:after="120"/>
+        <w:rPr>
+          <w:rFonts w:ascii="Roboto" w:hAnsi="Roboto"/>
+        </w:rPr>
+      </w:pPr>
+      <w:r>
+        <w:rPr>
+          <w:rFonts w:ascii="Roboto" w:hAnsi="Roboto"/>
+        </w:rPr>
+        <w:t>You are granted a limited, non-exclusive, non-transferable, revocable license to use the Service for personal, non-commercial purposes in accordance with these Terms. You may not copy, modify, distribute, sell, sublicense, or create derivative works from any part of the Service without our prior written permission.</w:t>
+      </w:r>
+    </w:p>
+    <w:p>
+      <w:pPr>
+        <w:pStyle w:val="Heading1"/>
+        <w:spacing w:before="400" w:after="160"/>
+        <w:rPr>
+          <w:rFonts w:ascii="Roboto" w:hAnsi="Roboto"/>
+        </w:rPr>
+      </w:pPr>
+      <w:r>
+        <w:rPr>
+          <w:rFonts w:ascii="Roboto" w:hAnsi="Roboto"/>
+        </w:rPr>
+        <w:t>10. Prohibited Conduct</w:t>
+      </w:r>
+    </w:p>
+    <w:p>
+      <w:pPr>
+        <w:spacing w:after="120"/>
+        <w:rPr>
+          <w:rFonts w:ascii="Roboto" w:hAnsi="Roboto"/>
+        </w:rPr>
+      </w:pPr>
+      <w:r>
+        <w:rPr>
+          <w:rFonts w:ascii="Roboto" w:hAnsi="Roboto"/>
+        </w:rPr>
+        <w:t>You agree not to:</w:t>
       </w:r>
     </w:p>
     <w:p>
@@ -1317,7 +1417,7 @@
         <w:rPr>
           <w:rFonts w:ascii="Roboto" w:hAnsi="Roboto"/>
         </w:rPr>
-        <w:t>Attempt to reverse engineer, decompile, or disassemble any part of the Service</w:t>
+        <w:t>Use the Service for any unlawful purpose or in violation of these Terms</w:t>
       </w:r>
     </w:p>
     <w:p>
@@ -1336,7 +1436,7 @@
         <w:rPr>
           <w:rFonts w:ascii="Roboto" w:hAnsi="Roboto"/>
         </w:rPr>
-        <w:t>Interfere with or disrupt the integrity or performance of the Service or its servers</w:t>
+        <w:t>Attempt to reverse engineer, decompile, or disassemble any part of the Service</w:t>
       </w:r>
     </w:p>
     <w:p>
@@ -1355,7 +1455,7 @@
         <w:rPr>
           <w:rFonts w:ascii="Roboto" w:hAnsi="Roboto"/>
         </w:rPr>
-        <w:t>Use automated scripts, bots, or other means to access the Service in an unauthorized manner</w:t>
+        <w:t>Interfere with or disrupt the integrity or performance of the Service or its servers</w:t>
       </w:r>
     </w:p>
     <w:p>
@@ -1374,8 +1474,7 @@
         <w:rPr>
           <w:rFonts w:ascii="Roboto" w:hAnsi="Roboto"/>
         </w:rPr>
-        <w:lastRenderedPageBreak/>
-        <w:t>Impersonate any person or entity or misrepresent your affiliation with any person or entity</w:t>
+        <w:t>Use automated scripts, bots, or other means to access the Service in an unauthorized manner</w:t>
       </w:r>
     </w:p>
     <w:p>
@@ -1394,7 +1493,7 @@
         <w:rPr>
           <w:rFonts w:ascii="Roboto" w:hAnsi="Roboto"/>
         </w:rPr>
-        <w:t>Upload or transmit any malicious code, virus, or harmful data</w:t>
+        <w:t>Impersonate any person or entity or misrepresent your affiliation with any person or entity</w:t>
       </w:r>
     </w:p>
     <w:p>
@@ -1413,6 +1512,25 @@
         <w:rPr>
           <w:rFonts w:ascii="Roboto" w:hAnsi="Roboto"/>
         </w:rPr>
+        <w:t>Upload or transmit any malicious code, virus, or harmful data</w:t>
+      </w:r>
+    </w:p>
+    <w:p>
+      <w:pPr>
+        <w:pStyle w:val="ListParagraph"/>
+        <w:numPr>
+          <w:ilvl w:val="0"/>
+          <w:numId w:val="2"/>
+        </w:numPr>
+        <w:spacing w:after="80"/>
+        <w:rPr>
+          <w:rFonts w:ascii="Roboto" w:hAnsi="Roboto"/>
+        </w:rPr>
+      </w:pPr>
+      <w:r>
+        <w:rPr>
+          <w:rFonts w:ascii="Roboto" w:hAnsi="Roboto"/>
+        </w:rPr>
         <w:t>Attempt to gain unauthorized access to any portion or feature of the Service</w:t>
       </w:r>
     </w:p>
@@ -1442,7 +1560,14 @@
         <w:rPr>
           <w:rFonts w:ascii="Roboto" w:hAnsi="Roboto"/>
         </w:rPr>
-        <w:t>THE SERVICE IS PROVIDED ON AN "AS IS" AND "AS AVAILABLE" BASIS WITHOUT WARRANTIES OF ANY KIND, EITHER EXPRESS OR IMPLIED, INCLUDING BUT NOT LIMITED TO WARRANTIES OF MERCHANTABILITY, FITNESS FOR A PARTICULAR PURPOSE, TITLE, OR NON-INFRINGEMENT.</w:t>
+        <w:t xml:space="preserve">THE SERVICE IS PROVIDED ON AN "AS IS" AND "AS AVAILABLE" BASIS WITHOUT WARRANTIES OF ANY KIND, EITHER EXPRESS OR IMPLIED, INCLUDING BUT NOT LIMITED TO WARRANTIES </w:t>
+      </w:r>
+      <w:r>
+        <w:rPr>
+          <w:rFonts w:ascii="Roboto" w:hAnsi="Roboto"/>
+        </w:rPr>
+        <w:lastRenderedPageBreak/>
+        <w:t>OF MERCHANTABILITY, FITNESS FOR A PARTICULAR PURPOSE, TITLE, OR NON-INFRINGEMENT.</w:t>
       </w:r>
     </w:p>
     <w:p>
@@ -1600,7 +1725,6 @@
         <w:rPr>
           <w:rFonts w:ascii="Roboto" w:hAnsi="Roboto"/>
         </w:rPr>
-        <w:lastRenderedPageBreak/>
         <w:t>15. Changes to These Terms</w:t>
       </w:r>
     </w:p>
@@ -1658,6 +1782,7 @@
         <w:rPr>
           <w:rFonts w:ascii="Roboto" w:hAnsi="Roboto"/>
         </w:rPr>
+        <w:lastRenderedPageBreak/>
         <w:t>We reserve the right to suspend or terminate your account and access to the Service at our sole discretion, without notice, if we believe you have violated these Terms or applicable law.</w:t>
       </w:r>
     </w:p>
@@ -1739,35 +1864,49 @@
         <w:rPr>
           <w:rFonts w:ascii="Roboto" w:hAnsi="Roboto"/>
         </w:rPr>
+        <w:t>Privacy Inquiries: privacy@food-ninja.com</w:t>
+      </w:r>
+    </w:p>
+    <w:p>
+      <w:pPr>
+        <w:spacing w:after="80"/>
+        <w:rPr>
+          <w:rFonts w:ascii="Roboto" w:hAnsi="Roboto"/>
+        </w:rPr>
+      </w:pPr>
+      <w:r>
+        <w:rPr>
+          <w:rFonts w:ascii="Roboto" w:hAnsi="Roboto"/>
+        </w:rPr>
+        <w:t>Legal Matters: legal@food-ninja.com</w:t>
+      </w:r>
+    </w:p>
+    <w:p>
+      <w:pPr>
+        <w:spacing w:after="80"/>
+        <w:rPr>
+          <w:rFonts w:ascii="Roboto" w:hAnsi="Roboto"/>
+        </w:rPr>
+      </w:pPr>
+      <w:r>
+        <w:rPr>
+          <w:rFonts w:ascii="Roboto" w:hAnsi="Roboto"/>
+        </w:rPr>
+        <w:t>Environmental Service Inquiries: trees@food-ninja.com</w:t>
+      </w:r>
+    </w:p>
+    <w:p>
+      <w:pPr>
+        <w:spacing w:after="80"/>
+        <w:rPr>
+          <w:rFonts w:ascii="Roboto" w:hAnsi="Roboto"/>
+        </w:rPr>
+      </w:pPr>
+      <w:r>
+        <w:rPr>
+          <w:rFonts w:ascii="Roboto" w:hAnsi="Roboto"/>
+        </w:rPr>
         <w:t>General Support: support@food-ninja.com</w:t>
-      </w:r>
-    </w:p>
-    <w:p>
-      <w:pPr>
-        <w:spacing w:after="80"/>
-        <w:rPr>
-          <w:rFonts w:ascii="Roboto" w:hAnsi="Roboto"/>
-        </w:rPr>
-      </w:pPr>
-      <w:r>
-        <w:rPr>
-          <w:rFonts w:ascii="Roboto" w:hAnsi="Roboto"/>
-        </w:rPr>
-        <w:t>Privacy Inquiries: privacy@food-ninja.com</w:t>
-      </w:r>
-    </w:p>
-    <w:p>
-      <w:pPr>
-        <w:spacing w:after="80"/>
-        <w:rPr>
-          <w:rFonts w:ascii="Roboto" w:hAnsi="Roboto"/>
-        </w:rPr>
-      </w:pPr>
-      <w:r>
-        <w:rPr>
-          <w:rFonts w:ascii="Roboto" w:hAnsi="Roboto"/>
-        </w:rPr>
-        <w:t>Legal Matters: legal@food-ninja.com</w:t>
       </w:r>
     </w:p>
     <w:p>
@@ -2757,6 +2896,18 @@
     <w:uiPriority w:val="99"/>
     <w:rsid w:val="00ED26D6"/>
   </w:style>
+  <w:style w:type="character" w:styleId="UnresolvedMention">
+    <w:name w:val="Unresolved Mention"/>
+    <w:basedOn w:val="DefaultParagraphFont"/>
+    <w:uiPriority w:val="99"/>
+    <w:semiHidden/>
+    <w:unhideWhenUsed/>
+    <w:rsid w:val="007C0D05"/>
+    <w:rPr>
+      <w:color w:val="605E5C"/>
+      <w:shd w:val="clear" w:color="auto" w:fill="E1DFDD"/>
+    </w:rPr>
+  </w:style>
 </w:styles>
 </file>
 
